--- a/docs/LabelDesigner_SOP.docx
+++ b/docs/LabelDesigner_SOP.docx
@@ -2859,6 +2859,25 @@
         <w:spacing w:after="40"/>
         <w:ind w:left="360"/>
       </w:pPr>
+      <w:r>
+        <w:t xml:space="preserve">Type your name in the </w:t>
+      </w:r>
+      <w:r>
+        <w:rPr>
+          <w:b/>
+        </w:rPr>
+        <w:t>Operator</w:t>
+      </w:r>
+      <w:r>
+        <w:t xml:space="preserve"> box — it is remembered, and recorded on every print in the history.</w:t>
+      </w:r>
+    </w:p>
+    <w:p>
+      <w:pPr>
+        <w:pStyle w:val="ListNumber"/>
+        <w:spacing w:after="40"/>
+        <w:ind w:left="360"/>
+      </w:pPr>
       <w:r/>
       <w:r>
         <w:rPr>
@@ -2910,6 +2929,34 @@
         <w:spacing w:after="40"/>
         <w:ind w:left="360"/>
       </w:pPr>
+      <w:r>
+        <w:t xml:space="preserve">Each record has a </w:t>
+      </w:r>
+      <w:r>
+        <w:rPr>
+          <w:b/>
+        </w:rPr>
+        <w:t>tick box</w:t>
+      </w:r>
+      <w:r>
+        <w:t xml:space="preserve"> and an editable </w:t>
+      </w:r>
+      <w:r>
+        <w:rPr>
+          <w:b/>
+        </w:rPr>
+        <w:t>quantity</w:t>
+      </w:r>
+      <w:r>
+        <w:t xml:space="preserve"> ("(was N)" shows the file's original value; PrintQty-0 rows arrive unticked).</w:t>
+      </w:r>
+    </w:p>
+    <w:p>
+      <w:pPr>
+        <w:pStyle w:val="ListNumber"/>
+        <w:spacing w:after="40"/>
+        <w:ind w:left="360"/>
+      </w:pPr>
       <w:r/>
       <w:r>
         <w:rPr>
@@ -2945,7 +2992,7 @@
         <w:t>Print all in range</w:t>
       </w:r>
       <w:r>
-        <w:t>.</w:t>
+        <w:t xml:space="preserve"> (every ticked row, at its quantity).</w:t>
       </w:r>
     </w:p>
     <w:p>
@@ -2954,26 +3001,15 @@
         <w:spacing w:after="40"/>
         <w:ind w:left="360"/>
       </w:pPr>
-      <w:r>
-        <w:t xml:space="preserve">Choose the </w:t>
-      </w:r>
+      <w:r/>
       <w:r>
         <w:rPr>
           <w:b/>
         </w:rPr>
-        <w:t>printer</w:t>
-      </w:r>
-      <w:r>
-        <w:t xml:space="preserve"> and </w:t>
-      </w:r>
-      <w:r>
-        <w:rPr>
-          <w:b/>
-        </w:rPr>
-        <w:t>quantity</w:t>
-      </w:r>
-      <w:r>
-        <w:t>.</w:t>
+        <w:t>Skip invalid rows (report them)</w:t>
+      </w:r>
+      <w:r>
+        <w:t xml:space="preserve"> — print the good rows instead of blocking the whole batch; every skipped row and its reason is listed.</w:t>
       </w:r>
     </w:p>
     <w:p>
@@ -3043,6 +3079,160 @@
       </w:r>
       <w:r>
         <w:t xml:space="preserve"> — export the print history for reconciliation.</w:t>
+      </w:r>
+    </w:p>
+    <w:p>
+      <w:pPr>
+        <w:pStyle w:val="Heading2"/>
+      </w:pPr>
+      <w:r>
+        <w:t>13.2  The Job Queue (watch folders)</w:t>
+      </w:r>
+    </w:p>
+    <w:p>
+      <w:r>
+        <w:t xml:space="preserve">If IT has configured </w:t>
+      </w:r>
+      <w:r>
+        <w:rPr>
+          <w:b/>
+        </w:rPr>
+        <w:t>watch folders</w:t>
+      </w:r>
+      <w:r>
+        <w:t xml:space="preserve"> (Section 19.4), batch jobs sent by the ERP appear in the </w:t>
+      </w:r>
+      <w:r>
+        <w:rPr>
+          <w:b/>
+        </w:rPr>
+        <w:t>Jobs</w:t>
+      </w:r>
+      <w:r>
+        <w:t xml:space="preserve"> tab automatically.</w:t>
+      </w:r>
+    </w:p>
+    <w:p>
+      <w:pPr>
+        <w:pStyle w:val="ListNumber"/>
+        <w:spacing w:after="40"/>
+        <w:ind w:left="360"/>
+      </w:pPr>
+      <w:r/>
+      <w:r>
+        <w:rPr>
+          <w:b/>
+        </w:rPr>
+        <w:t>Click a job</w:t>
+      </w:r>
+      <w:r>
+        <w:t xml:space="preserve"> — its rows appear grouped by template (each group shows its printer). Tick rows and adjust quantities like a data file; click a row to preview it.</w:t>
+      </w:r>
+    </w:p>
+    <w:p>
+      <w:pPr>
+        <w:pStyle w:val="ListNumber"/>
+        <w:spacing w:after="40"/>
+        <w:ind w:left="360"/>
+      </w:pPr>
+      <w:r>
+        <w:t>Rows that match no template are listed in red — they will not print; the rest of the job still can.</w:t>
+      </w:r>
+    </w:p>
+    <w:p>
+      <w:pPr>
+        <w:pStyle w:val="ListNumber"/>
+        <w:spacing w:after="40"/>
+        <w:ind w:left="360"/>
+      </w:pPr>
+      <w:r/>
+      <w:r>
+        <w:rPr>
+          <w:b/>
+        </w:rPr>
+        <w:t>PRINT JOB</w:t>
+      </w:r>
+      <w:r>
+        <w:t xml:space="preserve"> prints every ticked row. </w:t>
+      </w:r>
+      <w:r>
+        <w:rPr>
+          <w:b/>
+        </w:rPr>
+        <w:t>Reject</w:t>
+      </w:r>
+      <w:r>
+        <w:t xml:space="preserve"> moves the file to the failed folder without printing. </w:t>
+      </w:r>
+      <w:r>
+        <w:rPr>
+          <w:b/>
+        </w:rPr>
+        <w:t>Close</w:t>
+      </w:r>
+      <w:r>
+        <w:t xml:space="preserve"> leaves it in the queue.</w:t>
+      </w:r>
+    </w:p>
+    <w:p>
+      <w:pPr>
+        <w:pStyle w:val="ListNumber"/>
+        <w:spacing w:after="40"/>
+        <w:ind w:left="360"/>
+      </w:pPr>
+      <w:r>
+        <w:t xml:space="preserve">Finished jobs move to </w:t>
+      </w:r>
+      <w:r>
+        <w:rPr>
+          <w:b/>
+        </w:rPr>
+        <w:t>printed\</w:t>
+      </w:r>
+      <w:r>
+        <w:t xml:space="preserve"> with a </w:t>
+      </w:r>
+      <w:r>
+        <w:rPr>
+          <w:b/>
+        </w:rPr>
+        <w:t>.result.txt</w:t>
+      </w:r>
+      <w:r>
+        <w:t xml:space="preserve"> report; failures move to </w:t>
+      </w:r>
+      <w:r>
+        <w:rPr>
+          <w:b/>
+        </w:rPr>
+        <w:t>failed\</w:t>
+      </w:r>
+      <w:r>
+        <w:t xml:space="preserve"> with a </w:t>
+      </w:r>
+      <w:r>
+        <w:rPr>
+          <w:b/>
+        </w:rPr>
+        <w:t>.error.txt</w:t>
+      </w:r>
+      <w:r>
+        <w:t>. Job files are never deleted.</w:t>
+      </w:r>
+    </w:p>
+    <w:p>
+      <w:pPr>
+        <w:spacing w:before="80" w:after="80"/>
+        <w:ind w:left="432" w:right="432"/>
+        <w:shd w:val="clear" w:color="auto" w:fill="DCE6F1"/>
+      </w:pPr>
+      <w:r>
+        <w:rPr>
+          <w:i/>
+          <w:color w:val="1F497D"/>
+          <w:sz w:val="20"/>
+        </w:rPr>
+        <w:t>Folders set to auto-print skip the queue: valid jobs print on arrival; the status bar and history show the result.</w:t>
       </w:r>
     </w:p>
     <w:p>
@@ -3980,6 +4170,136 @@
     <w:p>
       <w:r>
         <w:t>Back up the Templates folder and the Data folder (counters.json, history.json, logs). A nightly copy to a backup target is sufficient.</w:t>
+      </w:r>
+    </w:p>
+    <w:p>
+      <w:pPr>
+        <w:pStyle w:val="Heading2"/>
+      </w:pPr>
+      <w:r>
+        <w:t>19.4  Watch Folders (ERP job drop — works with ANY ERP)</w:t>
+      </w:r>
+    </w:p>
+    <w:p>
+      <w:r>
+        <w:t xml:space="preserve">A watch folder lets any system print labels by </w:t>
+      </w:r>
+      <w:r>
+        <w:rPr>
+          <w:b/>
+        </w:rPr>
+        <w:t>writing a CSV into a folder</w:t>
+      </w:r>
+      <w:r>
+        <w:t xml:space="preserve"> — no integration code. Configure per station in </w:t>
+      </w:r>
+      <w:r>
+        <w:rPr>
+          <w:b/>
+        </w:rPr>
+        <w:t>File &gt; Settings &gt; Watch folders</w:t>
+      </w:r>
+      <w:r>
+        <w:t xml:space="preserve"> (applies when the Print Station next starts). Under the chosen root the app creates </w:t>
+      </w:r>
+      <w:r>
+        <w:rPr>
+          <w:b/>
+        </w:rPr>
+        <w:t>inbox\</w:t>
+      </w:r>
+      <w:r>
+        <w:t xml:space="preserve"> (the ERP drops job CSVs here), </w:t>
+      </w:r>
+      <w:r>
+        <w:rPr>
+          <w:b/>
+        </w:rPr>
+        <w:t>processing\&lt;STATION&gt;\</w:t>
+      </w:r>
+      <w:r>
+        <w:t xml:space="preserve"> (a station claims a job by an atomic move — no double-printing, even with several stations on one folder), </w:t>
+      </w:r>
+      <w:r>
+        <w:rPr>
+          <w:b/>
+        </w:rPr>
+        <w:t>printed\</w:t>
+      </w:r>
+      <w:r>
+        <w:t xml:space="preserve"> (completed jobs + .result.txt audit report) and </w:t>
+      </w:r>
+      <w:r>
+        <w:rPr>
+          <w:b/>
+        </w:rPr>
+        <w:t>failed\</w:t>
+      </w:r>
+      <w:r>
+        <w:t xml:space="preserve"> (failed/rejected jobs + .error.txt). Files are moved, never deleted; crash leftovers return to the inbox on next start.</w:t>
+      </w:r>
+    </w:p>
+    <w:p>
+      <w:r/>
+      <w:r>
+        <w:rPr>
+          <w:b/>
+        </w:rPr>
+        <w:t>Job CSV contract:</w:t>
+      </w:r>
+      <w:r>
+        <w:t xml:space="preserve"> a header row of </w:t>
+      </w:r>
+      <w:r>
+        <w:rPr>
+          <w:b/>
+        </w:rPr>
+        <w:t>field names</w:t>
+      </w:r>
+      <w:r>
+        <w:t xml:space="preserve"> (matching the template's fields, any order), plus optional </w:t>
+      </w:r>
+      <w:r>
+        <w:rPr>
+          <w:b/>
+        </w:rPr>
+        <w:t>Template</w:t>
+      </w:r>
+      <w:r>
+        <w:t xml:space="preserve"> (per-row template name) and </w:t>
+      </w:r>
+      <w:r>
+        <w:rPr>
+          <w:b/>
+        </w:rPr>
+        <w:t>PrintQty</w:t>
+      </w:r>
+      <w:r>
+        <w:t xml:space="preserve"> / Qty / Copies (blank = 1, 0 = skip).</w:t>
+      </w:r>
+    </w:p>
+    <w:p>
+      <w:r/>
+      <w:r>
+        <w:rPr>
+          <w:b/>
+        </w:rPr>
+        <w:t>How a row finds its template</w:t>
+      </w:r>
+      <w:r>
+        <w:t xml:space="preserve"> (first hit wins): its Template column → the shared routing rules (Designer &gt; Template &gt; Template Routing…, saved as TemplateRoutes.json in the Templates folder) → the folder's default template → otherwise the row is reported as unroutable, never guessed. Rule conditions: Equals, Contains, StartsWith ("name begins with DT-"), EndsWith, NumericRange ("Volume 0–60", unit suffixes like 50ml parse fine); rules run top to bottom, first match wins.</w:t>
+      </w:r>
+    </w:p>
+    <w:p>
+      <w:r/>
+      <w:r>
+        <w:rPr>
+          <w:b/>
+        </w:rPr>
+        <w:t>Per-folder options:</w:t>
+      </w:r>
+      <w:r>
+        <w:t xml:space="preserve"> Auto-print (print on arrival vs wait for the operator) and Skip bad rows (print valid rows and report the skipped ones vs refuse the whole job — the safer default).</w:t>
       </w:r>
     </w:p>
     <w:p/>
@@ -28430,13 +28750,13 @@
 </file>
 
 <file path=customXml/itemProps2.xml><?xml version="1.0" encoding="utf-8"?>
-<ds:datastoreItem xmlns:ds="http://schemas.openxmlformats.org/officeDocument/2006/customXml" ds:itemID="{774DDFDA-6A41-4DD8-93D3-26566595152C}"/>
+<ds:datastoreItem xmlns:ds="http://schemas.openxmlformats.org/officeDocument/2006/customXml" ds:itemID="{640497DB-C9CB-4AD3-849B-9821E4B02CC6}"/>
 </file>
 
 <file path=customXml/itemProps3.xml><?xml version="1.0" encoding="utf-8"?>
-<ds:datastoreItem xmlns:ds="http://schemas.openxmlformats.org/officeDocument/2006/customXml" ds:itemID="{961E28FF-98D5-4CB6-AF6C-CDD51EFD59FE}"/>
+<ds:datastoreItem xmlns:ds="http://schemas.openxmlformats.org/officeDocument/2006/customXml" ds:itemID="{1178BAC2-4F18-4ECA-8C27-1D41BCE28B99}"/>
 </file>
 
 <file path=customXml/itemProps4.xml><?xml version="1.0" encoding="utf-8"?>
-<ds:datastoreItem xmlns:ds="http://schemas.openxmlformats.org/officeDocument/2006/customXml" ds:itemID="{84B646E8-3A0A-44D9-B829-C6F88BADD2A4}"/>
+<ds:datastoreItem xmlns:ds="http://schemas.openxmlformats.org/officeDocument/2006/customXml" ds:itemID="{8188FC5E-9375-4633-B422-8846EE0CF237}"/>
 </file>
--- a/docs/LabelDesigner_SOP.docx
+++ b/docs/LabelDesigner_SOP.docx
@@ -1073,6 +1073,40 @@
               </w:rPr>
             </w:r>
             <w:r>
+              <w:t>Ctrl+G / Ctrl+Shift+G</w:t>
+            </w:r>
+          </w:p>
+        </w:tc>
+        <w:tc>
+          <w:tcPr>
+            <w:tcW w:type="dxa" w:w="6048"/>
+            <w:shd w:val="clear" w:color="auto" w:fill="EEF3FB"/>
+          </w:tcPr>
+          <w:p>
+            <w:r>
+              <w:rPr>
+                <w:sz w:val="20"/>
+              </w:rPr>
+            </w:r>
+            <w:r>
+              <w:t>Group / Ungroup selected elements</w:t>
+            </w:r>
+          </w:p>
+        </w:tc>
+      </w:tr>
+      <w:tr>
+        <w:tc>
+          <w:tcPr>
+            <w:tcW w:type="dxa" w:w="2592"/>
+            <w:shd w:val="clear" w:color="auto" w:fill="FFFFFF"/>
+          </w:tcPr>
+          <w:p>
+            <w:r>
+              <w:rPr>
+                <w:sz w:val="20"/>
+              </w:rPr>
+            </w:r>
+            <w:r>
               <w:t>Ctrl+M</w:t>
             </w:r>
           </w:p>
@@ -1080,7 +1114,7 @@
         <w:tc>
           <w:tcPr>
             <w:tcW w:type="dxa" w:w="6048"/>
-            <w:shd w:val="clear" w:color="auto" w:fill="EEF3FB"/>
+            <w:shd w:val="clear" w:color="auto" w:fill="FFFFFF"/>
           </w:tcPr>
           <w:p>
             <w:r>
@@ -1098,7 +1132,7 @@
         <w:tc>
           <w:tcPr>
             <w:tcW w:type="dxa" w:w="2592"/>
-            <w:shd w:val="clear" w:color="auto" w:fill="FFFFFF"/>
+            <w:shd w:val="clear" w:color="auto" w:fill="EEF3FB"/>
           </w:tcPr>
           <w:p>
             <w:r>
@@ -1114,7 +1148,7 @@
         <w:tc>
           <w:tcPr>
             <w:tcW w:type="dxa" w:w="6048"/>
-            <w:shd w:val="clear" w:color="auto" w:fill="FFFFFF"/>
+            <w:shd w:val="clear" w:color="auto" w:fill="EEF3FB"/>
           </w:tcPr>
           <w:p>
             <w:r>
@@ -1132,7 +1166,7 @@
         <w:tc>
           <w:tcPr>
             <w:tcW w:type="dxa" w:w="2592"/>
-            <w:shd w:val="clear" w:color="auto" w:fill="EEF3FB"/>
+            <w:shd w:val="clear" w:color="auto" w:fill="FFFFFF"/>
           </w:tcPr>
           <w:p>
             <w:r>
@@ -1148,7 +1182,7 @@
         <w:tc>
           <w:tcPr>
             <w:tcW w:type="dxa" w:w="6048"/>
-            <w:shd w:val="clear" w:color="auto" w:fill="EEF3FB"/>
+            <w:shd w:val="clear" w:color="auto" w:fill="FFFFFF"/>
           </w:tcPr>
           <w:p>
             <w:r>
@@ -1305,7 +1339,7 @@
         <w:pStyle w:val="Heading2"/>
       </w:pPr>
       <w:r>
-        <w:t>4.3  Snap &amp; Zoom</w:t>
+        <w:t>4.3  Snap, Smart Guides &amp; Zoom</w:t>
       </w:r>
     </w:p>
     <w:p>
@@ -1319,7 +1353,93 @@
         <w:t>Snap to Grid</w:t>
       </w:r>
       <w:r>
-        <w:t xml:space="preserve"> and set the grid size. Zoom the canvas with the zoom controls — this does not change the label size.</w:t>
+        <w:t xml:space="preserve"> and set the grid size. </w:t>
+      </w:r>
+      <w:r>
+        <w:rPr>
+          <w:b/>
+        </w:rPr>
+        <w:t>Smart guides</w:t>
+      </w:r>
+      <w:r>
+        <w:t xml:space="preserve"> (the Guides toolbar toggle, on by default) snap a dragged element to other elements' edges/centres and to the canvas edges/centre, showing a pink dashed guide line at the match. Zoom the canvas with the zoom controls — this does not change the label size.</w:t>
+      </w:r>
+    </w:p>
+    <w:p>
+      <w:pPr>
+        <w:pStyle w:val="Heading2"/>
+      </w:pPr>
+      <w:r>
+        <w:t>4.4  Naming, Locking &amp; Grouping</w:t>
+      </w:r>
+    </w:p>
+    <w:p>
+      <w:pPr>
+        <w:pStyle w:val="ListBullet"/>
+        <w:spacing w:after="40"/>
+        <w:ind w:left="360"/>
+      </w:pPr>
+      <w:r/>
+      <w:r>
+        <w:rPr>
+          <w:b/>
+        </w:rPr>
+        <w:t>Name</w:t>
+      </w:r>
+      <w:r>
+        <w:t xml:space="preserve"> — the Element box at the top of the Properties panel names an element for the Elements list (e.g. "Lot barcode").</w:t>
+      </w:r>
+    </w:p>
+    <w:p>
+      <w:pPr>
+        <w:pStyle w:val="ListBullet"/>
+        <w:spacing w:after="40"/>
+        <w:ind w:left="360"/>
+      </w:pPr>
+      <w:r/>
+      <w:r>
+        <w:rPr>
+          <w:b/>
+        </w:rPr>
+        <w:t>Lock</w:t>
+      </w:r>
+      <w:r>
+        <w:t xml:space="preserve"> — a locked element cannot be moved, resized or deleted on the canvas (grey selection border, lock icon in the Elements list) but </w:t>
+      </w:r>
+      <w:r>
+        <w:rPr>
+          <w:b/>
+        </w:rPr>
+        <w:t>still prints</w:t>
+      </w:r>
+      <w:r>
+        <w:t>. Untick Locked to edit again.</w:t>
+      </w:r>
+    </w:p>
+    <w:p>
+      <w:pPr>
+        <w:pStyle w:val="ListBullet"/>
+        <w:spacing w:after="40"/>
+        <w:ind w:left="360"/>
+      </w:pPr>
+      <w:r/>
+      <w:r>
+        <w:rPr>
+          <w:b/>
+        </w:rPr>
+        <w:t>Group (Ctrl+G)</w:t>
+      </w:r>
+      <w:r>
+        <w:t xml:space="preserve"> — selected elements become a persistent group: clicking any member selects them all and they move as one. Saved with the template. </w:t>
+      </w:r>
+      <w:r>
+        <w:rPr>
+          <w:b/>
+        </w:rPr>
+        <w:t>Ungroup: Ctrl+Shift+G.</w:t>
+      </w:r>
+      <w:r>
+        <w:t xml:space="preserve"> Ctrl-click still toggles one member when you need to adjust a single element.</w:t>
       </w:r>
     </w:p>
     <w:p>
@@ -1401,6 +1521,50 @@
       </w:r>
       <w:r>
         <w:t xml:space="preserve"> Template &gt; Resize Canvas — size, DPI (203/300), output backend, darkness/speed (Section 15).</w:t>
+      </w:r>
+    </w:p>
+    <w:p>
+      <w:pPr>
+        <w:pStyle w:val="ListNumber"/>
+        <w:spacing w:after="40"/>
+        <w:ind w:left="360"/>
+      </w:pPr>
+      <w:r/>
+      <w:r>
+        <w:rPr>
+          <w:b/>
+        </w:rPr>
+        <w:t>Export:</w:t>
+      </w:r>
+      <w:r>
+        <w:t xml:space="preserve"> File &gt; Export — the label (with the same data the preview shows) as </w:t>
+      </w:r>
+      <w:r>
+        <w:rPr>
+          <w:b/>
+        </w:rPr>
+        <w:t>PNG</w:t>
+      </w:r>
+      <w:r>
+        <w:t xml:space="preserve"> at template DPI, a </w:t>
+      </w:r>
+      <w:r>
+        <w:rPr>
+          <w:b/>
+        </w:rPr>
+        <w:t>PDF</w:t>
+      </w:r>
+      <w:r>
+        <w:t xml:space="preserve"> at the exact label size, or </w:t>
+      </w:r>
+      <w:r>
+        <w:rPr>
+          <w:b/>
+        </w:rPr>
+        <w:t>ZPL</w:t>
+      </w:r>
+      <w:r>
+        <w:t xml:space="preserve"> text (Section 16).</w:t>
       </w:r>
     </w:p>
     <w:p>
@@ -4300,6 +4464,117 @@
       </w:r>
       <w:r>
         <w:t xml:space="preserve"> Auto-print (print on arrival vs wait for the operator) and Skip bad rows (print valid rows and report the skipped ones vs refuse the whole job — the safer default).</w:t>
+      </w:r>
+    </w:p>
+    <w:p>
+      <w:pPr>
+        <w:pStyle w:val="Heading2"/>
+      </w:pPr>
+      <w:r>
+        <w:t>19.5  HTTP Print API (for external systems)</w:t>
+      </w:r>
+    </w:p>
+    <w:p>
+      <w:r>
+        <w:t xml:space="preserve">The Print Station can serve a small </w:t>
+      </w:r>
+      <w:r>
+        <w:rPr>
+          <w:b/>
+        </w:rPr>
+        <w:t>localhost-only</w:t>
+      </w:r>
+      <w:r>
+        <w:t xml:space="preserve"> web API compatible with the BarTender shim contract, so a system that prints through that shim can switch to LabelDesigner by changing one base URL. Off by default — enable and set the port in </w:t>
+      </w:r>
+      <w:r>
+        <w:rPr>
+          <w:b/>
+        </w:rPr>
+        <w:t>File &gt; Settings &gt; HTTP print API</w:t>
+      </w:r>
+      <w:r>
+        <w:t xml:space="preserve"> (applies when the Print Station next starts).</w:t>
+      </w:r>
+    </w:p>
+    <w:p>
+      <w:pPr>
+        <w:pStyle w:val="ListBullet"/>
+        <w:spacing w:after="40"/>
+        <w:ind w:left="360"/>
+      </w:pPr>
+      <w:r/>
+      <w:r>
+        <w:rPr>
+          <w:b/>
+        </w:rPr>
+        <w:t>GET /health</w:t>
+      </w:r>
+      <w:r>
+        <w:t xml:space="preserve"> — liveness check: {"status":"ok","service":"LabelDesigner","version":"…"}.</w:t>
+      </w:r>
+    </w:p>
+    <w:p>
+      <w:pPr>
+        <w:pStyle w:val="ListBullet"/>
+        <w:spacing w:after="40"/>
+        <w:ind w:left="360"/>
+      </w:pPr>
+      <w:r/>
+      <w:r>
+        <w:rPr>
+          <w:b/>
+        </w:rPr>
+        <w:t>GET /printers</w:t>
+      </w:r>
+      <w:r>
+        <w:t xml:space="preserve"> — installed printer names: {"success":true,"printers":[…]}.</w:t>
+      </w:r>
+    </w:p>
+    <w:p>
+      <w:pPr>
+        <w:pStyle w:val="ListBullet"/>
+        <w:spacing w:after="40"/>
+        <w:ind w:left="360"/>
+      </w:pPr>
+      <w:r/>
+      <w:r>
+        <w:rPr>
+          <w:b/>
+        </w:rPr>
+        <w:t>POST /api/print</w:t>
+      </w:r>
+      <w:r>
+        <w:t xml:space="preserve"> — body { "templatePath": "DoorTreats-50ml.btw", "printerName": "…", "jobName": "…", "labels": [ {field: value}, … ] }. Each labels entry is ONE physical label (send the same data twice for two labels).</w:t>
+      </w:r>
+    </w:p>
+    <w:p>
+      <w:r>
+        <w:t xml:space="preserve">Only the </w:t>
+      </w:r>
+      <w:r>
+        <w:rPr>
+          <w:b/>
+        </w:rPr>
+        <w:t>file name</w:t>
+      </w:r>
+      <w:r>
+        <w:t xml:space="preserve"> of templatePath matters — ".btw"/".lbl"/bare names are matched to a LabelDesigner template by NAME (recreate each .btw design once under the same name). The whole request validates before anything prints (all-or-nothing). A missing/offline printer fails the job loudly — never a silent fallback. Responses: {"success":true,"labelsRendered":N,"printer":"…"} or {"success":false,"error":"…"}. Printed labels appear in the normal history (source HTTP).</w:t>
+      </w:r>
+    </w:p>
+    <w:p>
+      <w:pPr>
+        <w:spacing w:before="80" w:after="80"/>
+        <w:ind w:left="432" w:right="432"/>
+        <w:shd w:val="clear" w:color="auto" w:fill="FFF2CC"/>
+      </w:pPr>
+      <w:r>
+        <w:rPr>
+          <w:i/>
+          <w:color w:val="7C4E00"/>
+          <w:sz w:val="20"/>
+        </w:rPr>
+        <w:t>The API listens on localhost only — other machines cannot reach it. Run the calling system on the same PC as the Print Station.</w:t>
       </w:r>
     </w:p>
     <w:p/>
@@ -28750,13 +29025,13 @@
 </file>
 
 <file path=customXml/itemProps2.xml><?xml version="1.0" encoding="utf-8"?>
-<ds:datastoreItem xmlns:ds="http://schemas.openxmlformats.org/officeDocument/2006/customXml" ds:itemID="{640497DB-C9CB-4AD3-849B-9821E4B02CC6}"/>
+<ds:datastoreItem xmlns:ds="http://schemas.openxmlformats.org/officeDocument/2006/customXml" ds:itemID="{E83DDAA5-8BA9-48B4-B133-E843E3E2E541}"/>
 </file>
 
 <file path=customXml/itemProps3.xml><?xml version="1.0" encoding="utf-8"?>
-<ds:datastoreItem xmlns:ds="http://schemas.openxmlformats.org/officeDocument/2006/customXml" ds:itemID="{1178BAC2-4F18-4ECA-8C27-1D41BCE28B99}"/>
+<ds:datastoreItem xmlns:ds="http://schemas.openxmlformats.org/officeDocument/2006/customXml" ds:itemID="{916AABC2-1039-48FD-B807-404A1A90A5B3}"/>
 </file>
 
 <file path=customXml/itemProps4.xml><?xml version="1.0" encoding="utf-8"?>
-<ds:datastoreItem xmlns:ds="http://schemas.openxmlformats.org/officeDocument/2006/customXml" ds:itemID="{8188FC5E-9375-4633-B422-8846EE0CF237}"/>
+<ds:datastoreItem xmlns:ds="http://schemas.openxmlformats.org/officeDocument/2006/customXml" ds:itemID="{7D1E7D4D-2986-4179-A48B-F862507483EC}"/>
 </file>
--- a/docs/LabelDesigner_SOP.docx
+++ b/docs/LabelDesigner_SOP.docx
@@ -1717,7 +1717,16 @@
     </w:p>
     <w:p>
       <w:r>
-        <w:t>Columns (header / bound field / width), row height, colours, borders, fonts. Static rows or field-bound cells.</w:t>
+        <w:t xml:space="preserve">Columns (header / bound field / width), row height, colours, borders, fonts. Static rows or field-bound cells. </w:t>
+      </w:r>
+      <w:r>
+        <w:rPr>
+          <w:b/>
+        </w:rPr>
+        <w:t>Double-click the table on the canvas</w:t>
+      </w:r>
+      <w:r>
+        <w:t xml:space="preserve"> to open the spreadsheet-style row editor (+ Row / − Row, OK applies); the Properties panel's Table Rows section edits the same data.</w:t>
       </w:r>
     </w:p>
     <w:p>
@@ -2853,7 +2862,7 @@
         <w:t>Print</w:t>
       </w:r>
       <w:r>
-        <w:t>.</w:t>
+        <w:t>. In Print-all-records mode the ◄ ► arrows step through every record IN THE JOB (PrintQty-0 rows are excluded — they won't print).</w:t>
       </w:r>
     </w:p>
     <w:p>
@@ -28795,243 +28804,10 @@
 <b:Sources xmlns:b="http://schemas.openxmlformats.org/officeDocument/2006/bibliography" xmlns="http://schemas.openxmlformats.org/officeDocument/2006/bibliography" SelectedStyle="/APA.XSL" StyleName="APA"/>
 </file>
 
-<file path=customXml/item2.xml><?xml version="1.0" encoding="utf-8"?>
-<ct:contentTypeSchema xmlns:ct="http://schemas.microsoft.com/office/2006/metadata/contentType" xmlns:ma="http://schemas.microsoft.com/office/2006/metadata/properties/metaAttributes" ct:_="" ma:_="" ma:contentTypeName="Document" ma:contentTypeID="0x010100DFC90E4B0B3CE449ACCEDC26AC338C2C" ma:contentTypeVersion="12" ma:contentTypeDescription="Create a new document." ma:contentTypeScope="" ma:versionID="7f6a08671d18325d888013bfeec6da04">
-  <xsd:schema xmlns:xsd="http://www.w3.org/2001/XMLSchema" xmlns:xs="http://www.w3.org/2001/XMLSchema" xmlns:p="http://schemas.microsoft.com/office/2006/metadata/properties" xmlns:ns2="da16cc80-aa8b-43af-9f8f-d6f1ccb4c6ef" xmlns:ns3="deb8d40d-277f-44a8-b662-8daf987f64bc" targetNamespace="http://schemas.microsoft.com/office/2006/metadata/properties" ma:root="true" ma:fieldsID="fcbee57e1cb31a38131eeb5dabf452cc" ns2:_="" ns3:_="">
-    <xsd:import namespace="da16cc80-aa8b-43af-9f8f-d6f1ccb4c6ef"/>
-    <xsd:import namespace="deb8d40d-277f-44a8-b662-8daf987f64bc"/>
-    <xsd:element name="properties">
-      <xsd:complexType>
-        <xsd:sequence>
-          <xsd:element name="documentManagement">
-            <xsd:complexType>
-              <xsd:all>
-                <xsd:element ref="ns2:lcf76f155ced4ddcb4097134ff3c332f" minOccurs="0"/>
-                <xsd:element ref="ns3:TaxCatchAll" minOccurs="0"/>
-                <xsd:element ref="ns2:MediaServiceMetadata" minOccurs="0"/>
-                <xsd:element ref="ns2:MediaServiceFastMetadata" minOccurs="0"/>
-                <xsd:element ref="ns2:MediaServiceObjectDetectorVersions" minOccurs="0"/>
-                <xsd:element ref="ns2:MediaServiceOCR" minOccurs="0"/>
-                <xsd:element ref="ns2:MediaServiceGenerationTime" minOccurs="0"/>
-                <xsd:element ref="ns2:MediaServiceEventHashCode" minOccurs="0"/>
-                <xsd:element ref="ns2:MediaServiceSearchProperties" minOccurs="0"/>
-                <xsd:element ref="ns2:MediaServiceDateTaken" minOccurs="0"/>
-                <xsd:element ref="ns2:MediaLengthInSeconds" minOccurs="0"/>
-              </xsd:all>
-            </xsd:complexType>
-          </xsd:element>
-        </xsd:sequence>
-      </xsd:complexType>
-    </xsd:element>
-  </xsd:schema>
-  <xsd:schema xmlns:xsd="http://www.w3.org/2001/XMLSchema" xmlns:xs="http://www.w3.org/2001/XMLSchema" xmlns:dms="http://schemas.microsoft.com/office/2006/documentManagement/types" xmlns:pc="http://schemas.microsoft.com/office/infopath/2007/PartnerControls" targetNamespace="da16cc80-aa8b-43af-9f8f-d6f1ccb4c6ef" elementFormDefault="qualified">
-    <xsd:import namespace="http://schemas.microsoft.com/office/2006/documentManagement/types"/>
-    <xsd:import namespace="http://schemas.microsoft.com/office/infopath/2007/PartnerControls"/>
-    <xsd:element name="lcf76f155ced4ddcb4097134ff3c332f" ma:index="9" nillable="true" ma:taxonomy="true" ma:internalName="lcf76f155ced4ddcb4097134ff3c332f" ma:taxonomyFieldName="MediaServiceImageTags" ma:displayName="Image Tags" ma:readOnly="false" ma:fieldId="{5cf76f15-5ced-4ddc-b409-7134ff3c332f}" ma:taxonomyMulti="true" ma:sspId="d18675b8-ebf9-4101-84d0-692d769b46d3" ma:termSetId="09814cd3-568e-fe90-9814-8d621ff8fb84" ma:anchorId="fba54fb3-c3e1-fe81-a776-ca4b69148c4d" ma:open="true" ma:isKeyword="false">
-      <xsd:complexType>
-        <xsd:sequence>
-          <xsd:element ref="pc:Terms" minOccurs="0" maxOccurs="1"/>
-        </xsd:sequence>
-      </xsd:complexType>
-    </xsd:element>
-    <xsd:element name="MediaServiceMetadata" ma:index="11" nillable="true" ma:displayName="MediaServiceMetadata" ma:hidden="true" ma:internalName="MediaServiceMetadata" ma:readOnly="true">
-      <xsd:simpleType>
-        <xsd:restriction base="dms:Note"/>
-      </xsd:simpleType>
-    </xsd:element>
-    <xsd:element name="MediaServiceFastMetadata" ma:index="12" nillable="true" ma:displayName="MediaServiceFastMetadata" ma:hidden="true" ma:internalName="MediaServiceFastMetadata" ma:readOnly="true">
-      <xsd:simpleType>
-        <xsd:restriction base="dms:Note"/>
-      </xsd:simpleType>
-    </xsd:element>
-    <xsd:element name="MediaServiceObjectDetectorVersions" ma:index="13" nillable="true" ma:displayName="MediaServiceObjectDetectorVersions" ma:hidden="true" ma:indexed="true" ma:internalName="MediaServiceObjectDetectorVersions" ma:readOnly="true">
-      <xsd:simpleType>
-        <xsd:restriction base="dms:Text"/>
-      </xsd:simpleType>
-    </xsd:element>
-    <xsd:element name="MediaServiceOCR" ma:index="14" nillable="true" ma:displayName="Extracted Text" ma:internalName="MediaServiceOCR" ma:readOnly="true">
-      <xsd:simpleType>
-        <xsd:restriction base="dms:Note">
-          <xsd:maxLength value="255"/>
-        </xsd:restriction>
-      </xsd:simpleType>
-    </xsd:element>
-    <xsd:element name="MediaServiceGenerationTime" ma:index="15" nillable="true" ma:displayName="MediaServiceGenerationTime" ma:hidden="true" ma:internalName="MediaServiceGenerationTime" ma:readOnly="true">
-      <xsd:simpleType>
-        <xsd:restriction base="dms:Text"/>
-      </xsd:simpleType>
-    </xsd:element>
-    <xsd:element name="MediaServiceEventHashCode" ma:index="16" nillable="true" ma:displayName="MediaServiceEventHashCode" ma:hidden="true" ma:internalName="MediaServiceEventHashCode" ma:readOnly="true">
-      <xsd:simpleType>
-        <xsd:restriction base="dms:Text"/>
-      </xsd:simpleType>
-    </xsd:element>
-    <xsd:element name="MediaServiceSearchProperties" ma:index="17" nillable="true" ma:displayName="MediaServiceSearchProperties" ma:hidden="true" ma:internalName="MediaServiceSearchProperties" ma:readOnly="true">
-      <xsd:simpleType>
-        <xsd:restriction base="dms:Note"/>
-      </xsd:simpleType>
-    </xsd:element>
-    <xsd:element name="MediaServiceDateTaken" ma:index="18" nillable="true" ma:displayName="MediaServiceDateTaken" ma:hidden="true" ma:indexed="true" ma:internalName="MediaServiceDateTaken" ma:readOnly="true">
-      <xsd:simpleType>
-        <xsd:restriction base="dms:Text"/>
-      </xsd:simpleType>
-    </xsd:element>
-    <xsd:element name="MediaLengthInSeconds" ma:index="19" nillable="true" ma:displayName="MediaLengthInSeconds" ma:hidden="true" ma:internalName="MediaLengthInSeconds" ma:readOnly="true">
-      <xsd:simpleType>
-        <xsd:restriction base="dms:Unknown"/>
-      </xsd:simpleType>
-    </xsd:element>
-  </xsd:schema>
-  <xsd:schema xmlns:xsd="http://www.w3.org/2001/XMLSchema" xmlns:xs="http://www.w3.org/2001/XMLSchema" xmlns:dms="http://schemas.microsoft.com/office/2006/documentManagement/types" xmlns:pc="http://schemas.microsoft.com/office/infopath/2007/PartnerControls" targetNamespace="deb8d40d-277f-44a8-b662-8daf987f64bc" elementFormDefault="qualified">
-    <xsd:import namespace="http://schemas.microsoft.com/office/2006/documentManagement/types"/>
-    <xsd:import namespace="http://schemas.microsoft.com/office/infopath/2007/PartnerControls"/>
-    <xsd:element name="TaxCatchAll" ma:index="10" nillable="true" ma:displayName="Taxonomy Catch All Column" ma:hidden="true" ma:list="{ba19c7b2-cba1-493a-96ab-c41e934c3b00}" ma:internalName="TaxCatchAll" ma:showField="CatchAllData" ma:web="deb8d40d-277f-44a8-b662-8daf987f64bc">
-      <xsd:complexType>
-        <xsd:complexContent>
-          <xsd:extension base="dms:MultiChoiceLookup">
-            <xsd:sequence>
-              <xsd:element name="Value" type="dms:Lookup" maxOccurs="unbounded" minOccurs="0" nillable="true"/>
-            </xsd:sequence>
-          </xsd:extension>
-        </xsd:complexContent>
-      </xsd:complexType>
-    </xsd:element>
-  </xsd:schema>
-  <xsd:schema xmlns="http://schemas.openxmlformats.org/package/2006/metadata/core-properties" xmlns:xsd="http://www.w3.org/2001/XMLSchema" xmlns:xsi="http://www.w3.org/2001/XMLSchema-instance" xmlns:dc="http://purl.org/dc/elements/1.1/" xmlns:dcterms="http://purl.org/dc/terms/" xmlns:odoc="http://schemas.microsoft.com/internal/obd" targetNamespace="http://schemas.openxmlformats.org/package/2006/metadata/core-properties" elementFormDefault="qualified" attributeFormDefault="unqualified" blockDefault="#all">
-    <xsd:import namespace="http://purl.org/dc/elements/1.1/" schemaLocation="http://dublincore.org/schemas/xmls/qdc/2003/04/02/dc.xsd"/>
-    <xsd:import namespace="http://purl.org/dc/terms/" schemaLocation="http://dublincore.org/schemas/xmls/qdc/2003/04/02/dcterms.xsd"/>
-    <xsd:element name="coreProperties" type="CT_coreProperties"/>
-    <xsd:complexType name="CT_coreProperties">
-      <xsd:all>
-        <xsd:element ref="dc:creator" minOccurs="0" maxOccurs="1"/>
-        <xsd:element ref="dcterms:created" minOccurs="0" maxOccurs="1"/>
-        <xsd:element ref="dc:identifier" minOccurs="0" maxOccurs="1"/>
-        <xsd:element name="contentType" minOccurs="0" maxOccurs="1" type="xsd:string" ma:index="0" ma:displayName="Content Type"/>
-        <xsd:element ref="dc:title" minOccurs="0" maxOccurs="1" ma:index="4" ma:displayName="Title"/>
-        <xsd:element ref="dc:subject" minOccurs="0" maxOccurs="1"/>
-        <xsd:element ref="dc:description" minOccurs="0" maxOccurs="1"/>
-        <xsd:element name="keywords" minOccurs="0" maxOccurs="1" type="xsd:string"/>
-        <xsd:element ref="dc:language" minOccurs="0" maxOccurs="1"/>
-        <xsd:element name="category" minOccurs="0" maxOccurs="1" type="xsd:string"/>
-        <xsd:element name="version" minOccurs="0" maxOccurs="1" type="xsd:string"/>
-        <xsd:element name="revision" minOccurs="0" maxOccurs="1" type="xsd:string">
-          <xsd:annotation>
-            <xsd:documentation>
-                        This value indicates the number of saves or revisions. The application is responsible for updating this value after each revision.
-                    </xsd:documentation>
-          </xsd:annotation>
-        </xsd:element>
-        <xsd:element name="lastModifiedBy" minOccurs="0" maxOccurs="1" type="xsd:string"/>
-        <xsd:element ref="dcterms:modified" minOccurs="0" maxOccurs="1"/>
-        <xsd:element name="contentStatus" minOccurs="0" maxOccurs="1" type="xsd:string"/>
-      </xsd:all>
-    </xsd:complexType>
-  </xsd:schema>
-  <xs:schema xmlns:pc="http://schemas.microsoft.com/office/infopath/2007/PartnerControls" xmlns:xs="http://www.w3.org/2001/XMLSchema" targetNamespace="http://schemas.microsoft.com/office/infopath/2007/PartnerControls" elementFormDefault="qualified" attributeFormDefault="unqualified">
-    <xs:element name="Person">
-      <xs:complexType>
-        <xs:sequence>
-          <xs:element ref="pc:DisplayName" minOccurs="0"/>
-          <xs:element ref="pc:AccountId" minOccurs="0"/>
-          <xs:element ref="pc:AccountType" minOccurs="0"/>
-        </xs:sequence>
-      </xs:complexType>
-    </xs:element>
-    <xs:element name="DisplayName" type="xs:string"/>
-    <xs:element name="AccountId" type="xs:string"/>
-    <xs:element name="AccountType" type="xs:string"/>
-    <xs:element name="BDCAssociatedEntity">
-      <xs:complexType>
-        <xs:sequence>
-          <xs:element ref="pc:BDCEntity" minOccurs="0" maxOccurs="unbounded"/>
-        </xs:sequence>
-        <xs:attribute ref="pc:EntityNamespace"/>
-        <xs:attribute ref="pc:EntityName"/>
-        <xs:attribute ref="pc:SystemInstanceName"/>
-        <xs:attribute ref="pc:AssociationName"/>
-      </xs:complexType>
-    </xs:element>
-    <xs:attribute name="EntityNamespace" type="xs:string"/>
-    <xs:attribute name="EntityName" type="xs:string"/>
-    <xs:attribute name="SystemInstanceName" type="xs:string"/>
-    <xs:attribute name="AssociationName" type="xs:string"/>
-    <xs:element name="BDCEntity">
-      <xs:complexType>
-        <xs:sequence>
-          <xs:element ref="pc:EntityDisplayName" minOccurs="0"/>
-          <xs:element ref="pc:EntityInstanceReference" minOccurs="0"/>
-          <xs:element ref="pc:EntityId1" minOccurs="0"/>
-          <xs:element ref="pc:EntityId2" minOccurs="0"/>
-          <xs:element ref="pc:EntityId3" minOccurs="0"/>
-          <xs:element ref="pc:EntityId4" minOccurs="0"/>
-          <xs:element ref="pc:EntityId5" minOccurs="0"/>
-        </xs:sequence>
-      </xs:complexType>
-    </xs:element>
-    <xs:element name="EntityDisplayName" type="xs:string"/>
-    <xs:element name="EntityInstanceReference" type="xs:string"/>
-    <xs:element name="EntityId1" type="xs:string"/>
-    <xs:element name="EntityId2" type="xs:string"/>
-    <xs:element name="EntityId3" type="xs:string"/>
-    <xs:element name="EntityId4" type="xs:string"/>
-    <xs:element name="EntityId5" type="xs:string"/>
-    <xs:element name="Terms">
-      <xs:complexType>
-        <xs:sequence>
-          <xs:element ref="pc:TermInfo" minOccurs="0" maxOccurs="unbounded"/>
-        </xs:sequence>
-      </xs:complexType>
-    </xs:element>
-    <xs:element name="TermInfo">
-      <xs:complexType>
-        <xs:sequence>
-          <xs:element ref="pc:TermName" minOccurs="0"/>
-          <xs:element ref="pc:TermId" minOccurs="0"/>
-        </xs:sequence>
-      </xs:complexType>
-    </xs:element>
-    <xs:element name="TermName" type="xs:string"/>
-    <xs:element name="TermId" type="xs:string"/>
-  </xs:schema>
-</ct:contentTypeSchema>
-</file>
-
-<file path=customXml/item3.xml><?xml version="1.0" encoding="utf-8"?>
-<?mso-contentType ?>
-<FormTemplates xmlns="http://schemas.microsoft.com/sharepoint/v3/contenttype/forms">
-  <Display>DocumentLibraryForm</Display>
-  <Edit>DocumentLibraryForm</Edit>
-  <New>DocumentLibraryForm</New>
-</FormTemplates>
-</file>
-
-<file path=customXml/item4.xml><?xml version="1.0" encoding="utf-8"?>
-<p:properties xmlns:p="http://schemas.microsoft.com/office/2006/metadata/properties" xmlns:xsi="http://www.w3.org/2001/XMLSchema-instance" xmlns:pc="http://schemas.microsoft.com/office/infopath/2007/PartnerControls">
-  <documentManagement>
-    <TaxCatchAll xmlns="deb8d40d-277f-44a8-b662-8daf987f64bc" xsi:nil="true"/>
-    <lcf76f155ced4ddcb4097134ff3c332f xmlns="da16cc80-aa8b-43af-9f8f-d6f1ccb4c6ef">
-      <Terms xmlns="http://schemas.microsoft.com/office/infopath/2007/PartnerControls"/>
-    </lcf76f155ced4ddcb4097134ff3c332f>
-  </documentManagement>
-</p:properties>
-</file>
-
 <file path=customXml/itemProps1.xml><?xml version="1.0" encoding="utf-8"?>
 <ds:datastoreItem xmlns:ds="http://schemas.openxmlformats.org/officeDocument/2006/customXml" ds:itemID="{EF278816-EC6F-A645-907D-7F25AECB1D4A}">
   <ds:schemaRefs>
     <ds:schemaRef ds:uri="http://schemas.openxmlformats.org/officeDocument/2006/bibliography"/>
   </ds:schemaRefs>
 </ds:datastoreItem>
-</file>
-
-<file path=customXml/itemProps2.xml><?xml version="1.0" encoding="utf-8"?>
-<ds:datastoreItem xmlns:ds="http://schemas.openxmlformats.org/officeDocument/2006/customXml" ds:itemID="{E83DDAA5-8BA9-48B4-B133-E843E3E2E541}"/>
-</file>
-
-<file path=customXml/itemProps3.xml><?xml version="1.0" encoding="utf-8"?>
-<ds:datastoreItem xmlns:ds="http://schemas.openxmlformats.org/officeDocument/2006/customXml" ds:itemID="{916AABC2-1039-48FD-B807-404A1A90A5B3}"/>
-</file>
-
-<file path=customXml/itemProps4.xml><?xml version="1.0" encoding="utf-8"?>
-<ds:datastoreItem xmlns:ds="http://schemas.openxmlformats.org/officeDocument/2006/customXml" ds:itemID="{7D1E7D4D-2986-4179-A48B-F862507483EC}"/>
 </file>
--- a/docs/LabelDesigner_SOP.docx
+++ b/docs/LabelDesigner_SOP.docx
@@ -1704,7 +1704,7 @@
     </w:p>
     <w:p>
       <w:r>
-        <w:t>Rectangle (corner radius), Ellipse, Line, Triangle, Arrow, Diamond — with fill, stroke colour and thickness.</w:t>
+        <w:t>Rectangle (corner radius), Ellipse, Line, Triangle, Arrow, Diamond — with fill, stroke colour and thickness. Selecting a LINE shows two endpoint handles — drag either end anywhere (all four quadrants) to re-aim it; drag the body to move the whole line.</w:t>
       </w:r>
     </w:p>
     <w:p>
@@ -1726,7 +1726,7 @@
         <w:t>Double-click the table on the canvas</w:t>
       </w:r>
       <w:r>
-        <w:t xml:space="preserve"> to open the spreadsheet-style row editor (+ Row / − Row, OK applies); the Properties panel's Table Rows section edits the same data.</w:t>
+        <w:t xml:space="preserve"> to open the spreadsheet-style editor (+ Row / − Row / + Col / − Col, OK applies; rename new columns in the Properties panel, which edits the same data).</w:t>
       </w:r>
     </w:p>
     <w:p>
@@ -2679,6 +2679,40 @@
           </w:p>
         </w:tc>
       </w:tr>
+      <w:tr>
+        <w:tc>
+          <w:tcPr>
+            <w:tcW w:type="dxa" w:w="2592"/>
+            <w:shd w:val="clear" w:color="auto" w:fill="FFFFFF"/>
+          </w:tcPr>
+          <w:p>
+            <w:r>
+              <w:rPr>
+                <w:sz w:val="20"/>
+              </w:rPr>
+            </w:r>
+            <w:r>
+              <w:t>Database Field</w:t>
+            </w:r>
+          </w:p>
+        </w:tc>
+        <w:tc>
+          <w:tcPr>
+            <w:tcW w:type="dxa" w:w="6048"/>
+            <w:shd w:val="clear" w:color="auto" w:fill="FFFFFF"/>
+          </w:tcPr>
+          <w:p>
+            <w:r>
+              <w:rPr>
+                <w:sz w:val="20"/>
+              </w:rPr>
+            </w:r>
+            <w:r>
+              <w:t>Mirrors a COLUMN of the connected data file under this source's name</w:t>
+            </w:r>
+          </w:p>
+        </w:tc>
+      </w:tr>
     </w:tbl>
     <w:p/>
     <w:p>
@@ -2686,7 +2720,29 @@
         <w:pStyle w:val="Heading2"/>
       </w:pPr>
       <w:r>
-        <w:t>11.1  Formula Fields</w:t>
+        <w:t>11.1  Database Field Sources (survive data-file changes)</w:t>
+      </w:r>
+    </w:p>
+    <w:p>
+      <w:r>
+        <w:t xml:space="preserve">A Database Field source gives a data-file column a stable name. Set its </w:t>
+      </w:r>
+      <w:r>
+        <w:rPr>
+          <w:b/>
+        </w:rPr>
+        <w:t>Source Column</w:t>
+      </w:r>
+      <w:r>
+        <w:t>, then bind elements to the SOURCE's name instead of the raw column: if the file's column changes, fix the mapping ONCE and every element follows; a value used in several places updates everywhere together. Elements can still bind directly to a raw column — the Bound Field dropdown lists both.</w:t>
+      </w:r>
+    </w:p>
+    <w:p>
+      <w:pPr>
+        <w:pStyle w:val="Heading2"/>
+      </w:pPr>
+      <w:r>
+        <w:t>11.2  Formula Fields</w:t>
       </w:r>
     </w:p>
     <w:p>
@@ -2862,7 +2918,7 @@
         <w:t>Print</w:t>
       </w:r>
       <w:r>
-        <w:t>. In Print-all-records mode the ◄ ► arrows step through every record IN THE JOB (PrintQty-0 rows are excluded — they won't print).</w:t>
+        <w:t>. In Print-all-records mode a JOB LIST appears on the left — every record that will print with its thumbnail and quantity (×N); click one to preview it or step with the ◄ ► arrows. PrintQty-0 rows are excluded — they won't print.</w:t>
       </w:r>
     </w:p>
     <w:p>
@@ -3016,6 +3072,21 @@
       </w:r>
       <w:r>
         <w:t xml:space="preserve"> shortcut. Read-only — operators cannot change templates.</w:t>
+      </w:r>
+    </w:p>
+    <w:p>
+      <w:pPr>
+        <w:spacing w:before="80" w:after="80"/>
+        <w:ind w:left="432" w:right="432"/>
+        <w:shd w:val="clear" w:color="auto" w:fill="DCE6F1"/>
+      </w:pPr>
+      <w:r>
+        <w:rPr>
+          <w:i/>
+          <w:color w:val="1F497D"/>
+          <w:sz w:val="20"/>
+        </w:rPr>
+        <w:t>Where do templates come from? The list shows every .lbl file in the station's Templates folder (📂 button opens it). Design and Save them there in the Designer, or point all stations at one shared folder (Section 19.2); press ⟳ to pick up new files.</w:t>
       </w:r>
     </w:p>
     <w:p>
@@ -28804,10 +28875,243 @@
 <b:Sources xmlns:b="http://schemas.openxmlformats.org/officeDocument/2006/bibliography" xmlns="http://schemas.openxmlformats.org/officeDocument/2006/bibliography" SelectedStyle="/APA.XSL" StyleName="APA"/>
 </file>
 
+<file path=customXml/item2.xml><?xml version="1.0" encoding="utf-8"?>
+<ct:contentTypeSchema xmlns:ct="http://schemas.microsoft.com/office/2006/metadata/contentType" xmlns:ma="http://schemas.microsoft.com/office/2006/metadata/properties/metaAttributes" ct:_="" ma:_="" ma:contentTypeName="Document" ma:contentTypeID="0x010100DFC90E4B0B3CE449ACCEDC26AC338C2C" ma:contentTypeVersion="12" ma:contentTypeDescription="Create a new document." ma:contentTypeScope="" ma:versionID="7f6a08671d18325d888013bfeec6da04">
+  <xsd:schema xmlns:xsd="http://www.w3.org/2001/XMLSchema" xmlns:xs="http://www.w3.org/2001/XMLSchema" xmlns:p="http://schemas.microsoft.com/office/2006/metadata/properties" xmlns:ns2="da16cc80-aa8b-43af-9f8f-d6f1ccb4c6ef" xmlns:ns3="deb8d40d-277f-44a8-b662-8daf987f64bc" targetNamespace="http://schemas.microsoft.com/office/2006/metadata/properties" ma:root="true" ma:fieldsID="fcbee57e1cb31a38131eeb5dabf452cc" ns2:_="" ns3:_="">
+    <xsd:import namespace="da16cc80-aa8b-43af-9f8f-d6f1ccb4c6ef"/>
+    <xsd:import namespace="deb8d40d-277f-44a8-b662-8daf987f64bc"/>
+    <xsd:element name="properties">
+      <xsd:complexType>
+        <xsd:sequence>
+          <xsd:element name="documentManagement">
+            <xsd:complexType>
+              <xsd:all>
+                <xsd:element ref="ns2:lcf76f155ced4ddcb4097134ff3c332f" minOccurs="0"/>
+                <xsd:element ref="ns3:TaxCatchAll" minOccurs="0"/>
+                <xsd:element ref="ns2:MediaServiceMetadata" minOccurs="0"/>
+                <xsd:element ref="ns2:MediaServiceFastMetadata" minOccurs="0"/>
+                <xsd:element ref="ns2:MediaServiceObjectDetectorVersions" minOccurs="0"/>
+                <xsd:element ref="ns2:MediaServiceOCR" minOccurs="0"/>
+                <xsd:element ref="ns2:MediaServiceGenerationTime" minOccurs="0"/>
+                <xsd:element ref="ns2:MediaServiceEventHashCode" minOccurs="0"/>
+                <xsd:element ref="ns2:MediaServiceSearchProperties" minOccurs="0"/>
+                <xsd:element ref="ns2:MediaServiceDateTaken" minOccurs="0"/>
+                <xsd:element ref="ns2:MediaLengthInSeconds" minOccurs="0"/>
+              </xsd:all>
+            </xsd:complexType>
+          </xsd:element>
+        </xsd:sequence>
+      </xsd:complexType>
+    </xsd:element>
+  </xsd:schema>
+  <xsd:schema xmlns:xsd="http://www.w3.org/2001/XMLSchema" xmlns:xs="http://www.w3.org/2001/XMLSchema" xmlns:dms="http://schemas.microsoft.com/office/2006/documentManagement/types" xmlns:pc="http://schemas.microsoft.com/office/infopath/2007/PartnerControls" targetNamespace="da16cc80-aa8b-43af-9f8f-d6f1ccb4c6ef" elementFormDefault="qualified">
+    <xsd:import namespace="http://schemas.microsoft.com/office/2006/documentManagement/types"/>
+    <xsd:import namespace="http://schemas.microsoft.com/office/infopath/2007/PartnerControls"/>
+    <xsd:element name="lcf76f155ced4ddcb4097134ff3c332f" ma:index="9" nillable="true" ma:taxonomy="true" ma:internalName="lcf76f155ced4ddcb4097134ff3c332f" ma:taxonomyFieldName="MediaServiceImageTags" ma:displayName="Image Tags" ma:readOnly="false" ma:fieldId="{5cf76f15-5ced-4ddc-b409-7134ff3c332f}" ma:taxonomyMulti="true" ma:sspId="d18675b8-ebf9-4101-84d0-692d769b46d3" ma:termSetId="09814cd3-568e-fe90-9814-8d621ff8fb84" ma:anchorId="fba54fb3-c3e1-fe81-a776-ca4b69148c4d" ma:open="true" ma:isKeyword="false">
+      <xsd:complexType>
+        <xsd:sequence>
+          <xsd:element ref="pc:Terms" minOccurs="0" maxOccurs="1"/>
+        </xsd:sequence>
+      </xsd:complexType>
+    </xsd:element>
+    <xsd:element name="MediaServiceMetadata" ma:index="11" nillable="true" ma:displayName="MediaServiceMetadata" ma:hidden="true" ma:internalName="MediaServiceMetadata" ma:readOnly="true">
+      <xsd:simpleType>
+        <xsd:restriction base="dms:Note"/>
+      </xsd:simpleType>
+    </xsd:element>
+    <xsd:element name="MediaServiceFastMetadata" ma:index="12" nillable="true" ma:displayName="MediaServiceFastMetadata" ma:hidden="true" ma:internalName="MediaServiceFastMetadata" ma:readOnly="true">
+      <xsd:simpleType>
+        <xsd:restriction base="dms:Note"/>
+      </xsd:simpleType>
+    </xsd:element>
+    <xsd:element name="MediaServiceObjectDetectorVersions" ma:index="13" nillable="true" ma:displayName="MediaServiceObjectDetectorVersions" ma:hidden="true" ma:indexed="true" ma:internalName="MediaServiceObjectDetectorVersions" ma:readOnly="true">
+      <xsd:simpleType>
+        <xsd:restriction base="dms:Text"/>
+      </xsd:simpleType>
+    </xsd:element>
+    <xsd:element name="MediaServiceOCR" ma:index="14" nillable="true" ma:displayName="Extracted Text" ma:internalName="MediaServiceOCR" ma:readOnly="true">
+      <xsd:simpleType>
+        <xsd:restriction base="dms:Note">
+          <xsd:maxLength value="255"/>
+        </xsd:restriction>
+      </xsd:simpleType>
+    </xsd:element>
+    <xsd:element name="MediaServiceGenerationTime" ma:index="15" nillable="true" ma:displayName="MediaServiceGenerationTime" ma:hidden="true" ma:internalName="MediaServiceGenerationTime" ma:readOnly="true">
+      <xsd:simpleType>
+        <xsd:restriction base="dms:Text"/>
+      </xsd:simpleType>
+    </xsd:element>
+    <xsd:element name="MediaServiceEventHashCode" ma:index="16" nillable="true" ma:displayName="MediaServiceEventHashCode" ma:hidden="true" ma:internalName="MediaServiceEventHashCode" ma:readOnly="true">
+      <xsd:simpleType>
+        <xsd:restriction base="dms:Text"/>
+      </xsd:simpleType>
+    </xsd:element>
+    <xsd:element name="MediaServiceSearchProperties" ma:index="17" nillable="true" ma:displayName="MediaServiceSearchProperties" ma:hidden="true" ma:internalName="MediaServiceSearchProperties" ma:readOnly="true">
+      <xsd:simpleType>
+        <xsd:restriction base="dms:Note"/>
+      </xsd:simpleType>
+    </xsd:element>
+    <xsd:element name="MediaServiceDateTaken" ma:index="18" nillable="true" ma:displayName="MediaServiceDateTaken" ma:hidden="true" ma:indexed="true" ma:internalName="MediaServiceDateTaken" ma:readOnly="true">
+      <xsd:simpleType>
+        <xsd:restriction base="dms:Text"/>
+      </xsd:simpleType>
+    </xsd:element>
+    <xsd:element name="MediaLengthInSeconds" ma:index="19" nillable="true" ma:displayName="MediaLengthInSeconds" ma:hidden="true" ma:internalName="MediaLengthInSeconds" ma:readOnly="true">
+      <xsd:simpleType>
+        <xsd:restriction base="dms:Unknown"/>
+      </xsd:simpleType>
+    </xsd:element>
+  </xsd:schema>
+  <xsd:schema xmlns:xsd="http://www.w3.org/2001/XMLSchema" xmlns:xs="http://www.w3.org/2001/XMLSchema" xmlns:dms="http://schemas.microsoft.com/office/2006/documentManagement/types" xmlns:pc="http://schemas.microsoft.com/office/infopath/2007/PartnerControls" targetNamespace="deb8d40d-277f-44a8-b662-8daf987f64bc" elementFormDefault="qualified">
+    <xsd:import namespace="http://schemas.microsoft.com/office/2006/documentManagement/types"/>
+    <xsd:import namespace="http://schemas.microsoft.com/office/infopath/2007/PartnerControls"/>
+    <xsd:element name="TaxCatchAll" ma:index="10" nillable="true" ma:displayName="Taxonomy Catch All Column" ma:hidden="true" ma:list="{ba19c7b2-cba1-493a-96ab-c41e934c3b00}" ma:internalName="TaxCatchAll" ma:showField="CatchAllData" ma:web="deb8d40d-277f-44a8-b662-8daf987f64bc">
+      <xsd:complexType>
+        <xsd:complexContent>
+          <xsd:extension base="dms:MultiChoiceLookup">
+            <xsd:sequence>
+              <xsd:element name="Value" type="dms:Lookup" maxOccurs="unbounded" minOccurs="0" nillable="true"/>
+            </xsd:sequence>
+          </xsd:extension>
+        </xsd:complexContent>
+      </xsd:complexType>
+    </xsd:element>
+  </xsd:schema>
+  <xsd:schema xmlns="http://schemas.openxmlformats.org/package/2006/metadata/core-properties" xmlns:xsd="http://www.w3.org/2001/XMLSchema" xmlns:xsi="http://www.w3.org/2001/XMLSchema-instance" xmlns:dc="http://purl.org/dc/elements/1.1/" xmlns:dcterms="http://purl.org/dc/terms/" xmlns:odoc="http://schemas.microsoft.com/internal/obd" targetNamespace="http://schemas.openxmlformats.org/package/2006/metadata/core-properties" elementFormDefault="qualified" attributeFormDefault="unqualified" blockDefault="#all">
+    <xsd:import namespace="http://purl.org/dc/elements/1.1/" schemaLocation="http://dublincore.org/schemas/xmls/qdc/2003/04/02/dc.xsd"/>
+    <xsd:import namespace="http://purl.org/dc/terms/" schemaLocation="http://dublincore.org/schemas/xmls/qdc/2003/04/02/dcterms.xsd"/>
+    <xsd:element name="coreProperties" type="CT_coreProperties"/>
+    <xsd:complexType name="CT_coreProperties">
+      <xsd:all>
+        <xsd:element ref="dc:creator" minOccurs="0" maxOccurs="1"/>
+        <xsd:element ref="dcterms:created" minOccurs="0" maxOccurs="1"/>
+        <xsd:element ref="dc:identifier" minOccurs="0" maxOccurs="1"/>
+        <xsd:element name="contentType" minOccurs="0" maxOccurs="1" type="xsd:string" ma:index="0" ma:displayName="Content Type"/>
+        <xsd:element ref="dc:title" minOccurs="0" maxOccurs="1" ma:index="4" ma:displayName="Title"/>
+        <xsd:element ref="dc:subject" minOccurs="0" maxOccurs="1"/>
+        <xsd:element ref="dc:description" minOccurs="0" maxOccurs="1"/>
+        <xsd:element name="keywords" minOccurs="0" maxOccurs="1" type="xsd:string"/>
+        <xsd:element ref="dc:language" minOccurs="0" maxOccurs="1"/>
+        <xsd:element name="category" minOccurs="0" maxOccurs="1" type="xsd:string"/>
+        <xsd:element name="version" minOccurs="0" maxOccurs="1" type="xsd:string"/>
+        <xsd:element name="revision" minOccurs="0" maxOccurs="1" type="xsd:string">
+          <xsd:annotation>
+            <xsd:documentation>
+                        This value indicates the number of saves or revisions. The application is responsible for updating this value after each revision.
+                    </xsd:documentation>
+          </xsd:annotation>
+        </xsd:element>
+        <xsd:element name="lastModifiedBy" minOccurs="0" maxOccurs="1" type="xsd:string"/>
+        <xsd:element ref="dcterms:modified" minOccurs="0" maxOccurs="1"/>
+        <xsd:element name="contentStatus" minOccurs="0" maxOccurs="1" type="xsd:string"/>
+      </xsd:all>
+    </xsd:complexType>
+  </xsd:schema>
+  <xs:schema xmlns:pc="http://schemas.microsoft.com/office/infopath/2007/PartnerControls" xmlns:xs="http://www.w3.org/2001/XMLSchema" targetNamespace="http://schemas.microsoft.com/office/infopath/2007/PartnerControls" elementFormDefault="qualified" attributeFormDefault="unqualified">
+    <xs:element name="Person">
+      <xs:complexType>
+        <xs:sequence>
+          <xs:element ref="pc:DisplayName" minOccurs="0"/>
+          <xs:element ref="pc:AccountId" minOccurs="0"/>
+          <xs:element ref="pc:AccountType" minOccurs="0"/>
+        </xs:sequence>
+      </xs:complexType>
+    </xs:element>
+    <xs:element name="DisplayName" type="xs:string"/>
+    <xs:element name="AccountId" type="xs:string"/>
+    <xs:element name="AccountType" type="xs:string"/>
+    <xs:element name="BDCAssociatedEntity">
+      <xs:complexType>
+        <xs:sequence>
+          <xs:element ref="pc:BDCEntity" minOccurs="0" maxOccurs="unbounded"/>
+        </xs:sequence>
+        <xs:attribute ref="pc:EntityNamespace"/>
+        <xs:attribute ref="pc:EntityName"/>
+        <xs:attribute ref="pc:SystemInstanceName"/>
+        <xs:attribute ref="pc:AssociationName"/>
+      </xs:complexType>
+    </xs:element>
+    <xs:attribute name="EntityNamespace" type="xs:string"/>
+    <xs:attribute name="EntityName" type="xs:string"/>
+    <xs:attribute name="SystemInstanceName" type="xs:string"/>
+    <xs:attribute name="AssociationName" type="xs:string"/>
+    <xs:element name="BDCEntity">
+      <xs:complexType>
+        <xs:sequence>
+          <xs:element ref="pc:EntityDisplayName" minOccurs="0"/>
+          <xs:element ref="pc:EntityInstanceReference" minOccurs="0"/>
+          <xs:element ref="pc:EntityId1" minOccurs="0"/>
+          <xs:element ref="pc:EntityId2" minOccurs="0"/>
+          <xs:element ref="pc:EntityId3" minOccurs="0"/>
+          <xs:element ref="pc:EntityId4" minOccurs="0"/>
+          <xs:element ref="pc:EntityId5" minOccurs="0"/>
+        </xs:sequence>
+      </xs:complexType>
+    </xs:element>
+    <xs:element name="EntityDisplayName" type="xs:string"/>
+    <xs:element name="EntityInstanceReference" type="xs:string"/>
+    <xs:element name="EntityId1" type="xs:string"/>
+    <xs:element name="EntityId2" type="xs:string"/>
+    <xs:element name="EntityId3" type="xs:string"/>
+    <xs:element name="EntityId4" type="xs:string"/>
+    <xs:element name="EntityId5" type="xs:string"/>
+    <xs:element name="Terms">
+      <xs:complexType>
+        <xs:sequence>
+          <xs:element ref="pc:TermInfo" minOccurs="0" maxOccurs="unbounded"/>
+        </xs:sequence>
+      </xs:complexType>
+    </xs:element>
+    <xs:element name="TermInfo">
+      <xs:complexType>
+        <xs:sequence>
+          <xs:element ref="pc:TermName" minOccurs="0"/>
+          <xs:element ref="pc:TermId" minOccurs="0"/>
+        </xs:sequence>
+      </xs:complexType>
+    </xs:element>
+    <xs:element name="TermName" type="xs:string"/>
+    <xs:element name="TermId" type="xs:string"/>
+  </xs:schema>
+</ct:contentTypeSchema>
+</file>
+
+<file path=customXml/item3.xml><?xml version="1.0" encoding="utf-8"?>
+<?mso-contentType ?>
+<FormTemplates xmlns="http://schemas.microsoft.com/sharepoint/v3/contenttype/forms">
+  <Display>DocumentLibraryForm</Display>
+  <Edit>DocumentLibraryForm</Edit>
+  <New>DocumentLibraryForm</New>
+</FormTemplates>
+</file>
+
+<file path=customXml/item4.xml><?xml version="1.0" encoding="utf-8"?>
+<p:properties xmlns:p="http://schemas.microsoft.com/office/2006/metadata/properties" xmlns:xsi="http://www.w3.org/2001/XMLSchema-instance" xmlns:pc="http://schemas.microsoft.com/office/infopath/2007/PartnerControls">
+  <documentManagement>
+    <TaxCatchAll xmlns="deb8d40d-277f-44a8-b662-8daf987f64bc" xsi:nil="true"/>
+    <lcf76f155ced4ddcb4097134ff3c332f xmlns="da16cc80-aa8b-43af-9f8f-d6f1ccb4c6ef">
+      <Terms xmlns="http://schemas.microsoft.com/office/infopath/2007/PartnerControls"/>
+    </lcf76f155ced4ddcb4097134ff3c332f>
+  </documentManagement>
+</p:properties>
+</file>
+
 <file path=customXml/itemProps1.xml><?xml version="1.0" encoding="utf-8"?>
 <ds:datastoreItem xmlns:ds="http://schemas.openxmlformats.org/officeDocument/2006/customXml" ds:itemID="{EF278816-EC6F-A645-907D-7F25AECB1D4A}">
   <ds:schemaRefs>
     <ds:schemaRef ds:uri="http://schemas.openxmlformats.org/officeDocument/2006/bibliography"/>
   </ds:schemaRefs>
 </ds:datastoreItem>
+</file>
+
+<file path=customXml/itemProps2.xml><?xml version="1.0" encoding="utf-8"?>
+<ds:datastoreItem xmlns:ds="http://schemas.openxmlformats.org/officeDocument/2006/customXml" ds:itemID="{0514A275-5C3A-4F97-A322-8890CE6379B6}"/>
+</file>
+
+<file path=customXml/itemProps3.xml><?xml version="1.0" encoding="utf-8"?>
+<ds:datastoreItem xmlns:ds="http://schemas.openxmlformats.org/officeDocument/2006/customXml" ds:itemID="{FEE2060B-93D4-4CAE-AF42-89454C3343E1}"/>
+</file>
+
+<file path=customXml/itemProps4.xml><?xml version="1.0" encoding="utf-8"?>
+<ds:datastoreItem xmlns:ds="http://schemas.openxmlformats.org/officeDocument/2006/customXml" ds:itemID="{7A44FED7-4370-4BAB-9485-947B2B9D6541}"/>
 </file>
--- a/docs/LabelDesigner_SOP.docx
+++ b/docs/LabelDesigner_SOP.docx
@@ -1568,6 +1568,69 @@
       </w:r>
     </w:p>
     <w:p>
+      <w:pPr>
+        <w:pStyle w:val="Heading2"/>
+      </w:pPr>
+      <w:r>
+        <w:t>5.1  Page Setup — Sheet Printing (Avery labels, cards, menus)</w:t>
+      </w:r>
+    </w:p>
+    <w:p>
+      <w:r>
+        <w:t xml:space="preserve">By default a template prints directly on label-sized media (the Zebra/Kiaro model). </w:t>
+      </w:r>
+      <w:r>
+        <w:rPr>
+          <w:b/>
+        </w:rPr>
+        <w:t>Template &gt; Page Setup (sheet printing)…</w:t>
+      </w:r>
+      <w:r>
+        <w:t xml:space="preserve"> arranges labels N-up on a larger page (Letter/A4/custom) for a sheet printer instead: set the grid (columns × rows, margins, gutters), or use the </w:t>
+      </w:r>
+      <w:r>
+        <w:rPr>
+          <w:b/>
+        </w:rPr>
+        <w:t>Avery 5160 preset</w:t>
+      </w:r>
+      <w:r>
+        <w:t xml:space="preserve"> (30 labels 66.7 × 25.4 mm per Letter sheet, 3 × 10 — the bin/address-label stock; the label template must be 66.7 × 25.4 mm), or </w:t>
+      </w:r>
+      <w:r>
+        <w:rPr>
+          <w:b/>
+        </w:rPr>
+        <w:t>Centre 1 label on page</w:t>
+      </w:r>
+      <w:r>
+        <w:t xml:space="preserve"> for cards. An optional </w:t>
+      </w:r>
+      <w:r>
+        <w:rPr>
+          <w:b/>
+        </w:rPr>
+        <w:t>back-side template</w:t>
+      </w:r>
+      <w:r>
+        <w:t xml:space="preserve"> prints as the duplex BACK of each sheet (mirrored for a long-edge flip — validate duplex on the physical printer first).</w:t>
+      </w:r>
+    </w:p>
+    <w:p>
+      <w:r>
+        <w:t xml:space="preserve">Batch printing then FLOWS records across the sheet cells — 30 cooksheet rows = one full Avery sheet. Rows routed to DIFFERENT templates fill cells in row order (flavor-card menus), provided all templates share one label size and grid. Print Preview shows the composed sheets, and </w:t>
+      </w:r>
+      <w:r>
+        <w:rPr>
+          <w:b/>
+        </w:rPr>
+        <w:t>Start at label #</w:t>
+      </w:r>
+      <w:r>
+        <w:t xml:space="preserve"> begins partway down a part-used sheet. ZPL output ignores page layouts.</w:t>
+      </w:r>
+    </w:p>
+    <w:p>
       <w:r>
         <w:br w:type="page"/>
       </w:r>
@@ -2919,6 +2982,16 @@
       </w:r>
       <w:r>
         <w:t>. In Print-all-records mode a JOB LIST appears on the left — every record that will print with its thumbnail and quantity (×N); click one to preview it or step with the ◄ ► arrows. PrintQty-0 rows are excluded — they won't print.</w:t>
+      </w:r>
+    </w:p>
+    <w:p>
+      <w:pPr>
+        <w:pStyle w:val="ListNumber"/>
+        <w:spacing w:after="40"/>
+        <w:ind w:left="360"/>
+      </w:pPr>
+      <w:r>
+        <w:t>SHEET templates (Section 5.1): the big preview shows the COMPOSED SHEETS and the arrows page through them; "Start at label #" begins partway down a part-used sheet.</w:t>
       </w:r>
     </w:p>
     <w:p>
@@ -28875,243 +28948,10 @@
 <b:Sources xmlns:b="http://schemas.openxmlformats.org/officeDocument/2006/bibliography" xmlns="http://schemas.openxmlformats.org/officeDocument/2006/bibliography" SelectedStyle="/APA.XSL" StyleName="APA"/>
 </file>
 
-<file path=customXml/item2.xml><?xml version="1.0" encoding="utf-8"?>
-<ct:contentTypeSchema xmlns:ct="http://schemas.microsoft.com/office/2006/metadata/contentType" xmlns:ma="http://schemas.microsoft.com/office/2006/metadata/properties/metaAttributes" ct:_="" ma:_="" ma:contentTypeName="Document" ma:contentTypeID="0x010100DFC90E4B0B3CE449ACCEDC26AC338C2C" ma:contentTypeVersion="12" ma:contentTypeDescription="Create a new document." ma:contentTypeScope="" ma:versionID="7f6a08671d18325d888013bfeec6da04">
-  <xsd:schema xmlns:xsd="http://www.w3.org/2001/XMLSchema" xmlns:xs="http://www.w3.org/2001/XMLSchema" xmlns:p="http://schemas.microsoft.com/office/2006/metadata/properties" xmlns:ns2="da16cc80-aa8b-43af-9f8f-d6f1ccb4c6ef" xmlns:ns3="deb8d40d-277f-44a8-b662-8daf987f64bc" targetNamespace="http://schemas.microsoft.com/office/2006/metadata/properties" ma:root="true" ma:fieldsID="fcbee57e1cb31a38131eeb5dabf452cc" ns2:_="" ns3:_="">
-    <xsd:import namespace="da16cc80-aa8b-43af-9f8f-d6f1ccb4c6ef"/>
-    <xsd:import namespace="deb8d40d-277f-44a8-b662-8daf987f64bc"/>
-    <xsd:element name="properties">
-      <xsd:complexType>
-        <xsd:sequence>
-          <xsd:element name="documentManagement">
-            <xsd:complexType>
-              <xsd:all>
-                <xsd:element ref="ns2:lcf76f155ced4ddcb4097134ff3c332f" minOccurs="0"/>
-                <xsd:element ref="ns3:TaxCatchAll" minOccurs="0"/>
-                <xsd:element ref="ns2:MediaServiceMetadata" minOccurs="0"/>
-                <xsd:element ref="ns2:MediaServiceFastMetadata" minOccurs="0"/>
-                <xsd:element ref="ns2:MediaServiceObjectDetectorVersions" minOccurs="0"/>
-                <xsd:element ref="ns2:MediaServiceOCR" minOccurs="0"/>
-                <xsd:element ref="ns2:MediaServiceGenerationTime" minOccurs="0"/>
-                <xsd:element ref="ns2:MediaServiceEventHashCode" minOccurs="0"/>
-                <xsd:element ref="ns2:MediaServiceSearchProperties" minOccurs="0"/>
-                <xsd:element ref="ns2:MediaServiceDateTaken" minOccurs="0"/>
-                <xsd:element ref="ns2:MediaLengthInSeconds" minOccurs="0"/>
-              </xsd:all>
-            </xsd:complexType>
-          </xsd:element>
-        </xsd:sequence>
-      </xsd:complexType>
-    </xsd:element>
-  </xsd:schema>
-  <xsd:schema xmlns:xsd="http://www.w3.org/2001/XMLSchema" xmlns:xs="http://www.w3.org/2001/XMLSchema" xmlns:dms="http://schemas.microsoft.com/office/2006/documentManagement/types" xmlns:pc="http://schemas.microsoft.com/office/infopath/2007/PartnerControls" targetNamespace="da16cc80-aa8b-43af-9f8f-d6f1ccb4c6ef" elementFormDefault="qualified">
-    <xsd:import namespace="http://schemas.microsoft.com/office/2006/documentManagement/types"/>
-    <xsd:import namespace="http://schemas.microsoft.com/office/infopath/2007/PartnerControls"/>
-    <xsd:element name="lcf76f155ced4ddcb4097134ff3c332f" ma:index="9" nillable="true" ma:taxonomy="true" ma:internalName="lcf76f155ced4ddcb4097134ff3c332f" ma:taxonomyFieldName="MediaServiceImageTags" ma:displayName="Image Tags" ma:readOnly="false" ma:fieldId="{5cf76f15-5ced-4ddc-b409-7134ff3c332f}" ma:taxonomyMulti="true" ma:sspId="d18675b8-ebf9-4101-84d0-692d769b46d3" ma:termSetId="09814cd3-568e-fe90-9814-8d621ff8fb84" ma:anchorId="fba54fb3-c3e1-fe81-a776-ca4b69148c4d" ma:open="true" ma:isKeyword="false">
-      <xsd:complexType>
-        <xsd:sequence>
-          <xsd:element ref="pc:Terms" minOccurs="0" maxOccurs="1"/>
-        </xsd:sequence>
-      </xsd:complexType>
-    </xsd:element>
-    <xsd:element name="MediaServiceMetadata" ma:index="11" nillable="true" ma:displayName="MediaServiceMetadata" ma:hidden="true" ma:internalName="MediaServiceMetadata" ma:readOnly="true">
-      <xsd:simpleType>
-        <xsd:restriction base="dms:Note"/>
-      </xsd:simpleType>
-    </xsd:element>
-    <xsd:element name="MediaServiceFastMetadata" ma:index="12" nillable="true" ma:displayName="MediaServiceFastMetadata" ma:hidden="true" ma:internalName="MediaServiceFastMetadata" ma:readOnly="true">
-      <xsd:simpleType>
-        <xsd:restriction base="dms:Note"/>
-      </xsd:simpleType>
-    </xsd:element>
-    <xsd:element name="MediaServiceObjectDetectorVersions" ma:index="13" nillable="true" ma:displayName="MediaServiceObjectDetectorVersions" ma:hidden="true" ma:indexed="true" ma:internalName="MediaServiceObjectDetectorVersions" ma:readOnly="true">
-      <xsd:simpleType>
-        <xsd:restriction base="dms:Text"/>
-      </xsd:simpleType>
-    </xsd:element>
-    <xsd:element name="MediaServiceOCR" ma:index="14" nillable="true" ma:displayName="Extracted Text" ma:internalName="MediaServiceOCR" ma:readOnly="true">
-      <xsd:simpleType>
-        <xsd:restriction base="dms:Note">
-          <xsd:maxLength value="255"/>
-        </xsd:restriction>
-      </xsd:simpleType>
-    </xsd:element>
-    <xsd:element name="MediaServiceGenerationTime" ma:index="15" nillable="true" ma:displayName="MediaServiceGenerationTime" ma:hidden="true" ma:internalName="MediaServiceGenerationTime" ma:readOnly="true">
-      <xsd:simpleType>
-        <xsd:restriction base="dms:Text"/>
-      </xsd:simpleType>
-    </xsd:element>
-    <xsd:element name="MediaServiceEventHashCode" ma:index="16" nillable="true" ma:displayName="MediaServiceEventHashCode" ma:hidden="true" ma:internalName="MediaServiceEventHashCode" ma:readOnly="true">
-      <xsd:simpleType>
-        <xsd:restriction base="dms:Text"/>
-      </xsd:simpleType>
-    </xsd:element>
-    <xsd:element name="MediaServiceSearchProperties" ma:index="17" nillable="true" ma:displayName="MediaServiceSearchProperties" ma:hidden="true" ma:internalName="MediaServiceSearchProperties" ma:readOnly="true">
-      <xsd:simpleType>
-        <xsd:restriction base="dms:Note"/>
-      </xsd:simpleType>
-    </xsd:element>
-    <xsd:element name="MediaServiceDateTaken" ma:index="18" nillable="true" ma:displayName="MediaServiceDateTaken" ma:hidden="true" ma:indexed="true" ma:internalName="MediaServiceDateTaken" ma:readOnly="true">
-      <xsd:simpleType>
-        <xsd:restriction base="dms:Text"/>
-      </xsd:simpleType>
-    </xsd:element>
-    <xsd:element name="MediaLengthInSeconds" ma:index="19" nillable="true" ma:displayName="MediaLengthInSeconds" ma:hidden="true" ma:internalName="MediaLengthInSeconds" ma:readOnly="true">
-      <xsd:simpleType>
-        <xsd:restriction base="dms:Unknown"/>
-      </xsd:simpleType>
-    </xsd:element>
-  </xsd:schema>
-  <xsd:schema xmlns:xsd="http://www.w3.org/2001/XMLSchema" xmlns:xs="http://www.w3.org/2001/XMLSchema" xmlns:dms="http://schemas.microsoft.com/office/2006/documentManagement/types" xmlns:pc="http://schemas.microsoft.com/office/infopath/2007/PartnerControls" targetNamespace="deb8d40d-277f-44a8-b662-8daf987f64bc" elementFormDefault="qualified">
-    <xsd:import namespace="http://schemas.microsoft.com/office/2006/documentManagement/types"/>
-    <xsd:import namespace="http://schemas.microsoft.com/office/infopath/2007/PartnerControls"/>
-    <xsd:element name="TaxCatchAll" ma:index="10" nillable="true" ma:displayName="Taxonomy Catch All Column" ma:hidden="true" ma:list="{ba19c7b2-cba1-493a-96ab-c41e934c3b00}" ma:internalName="TaxCatchAll" ma:showField="CatchAllData" ma:web="deb8d40d-277f-44a8-b662-8daf987f64bc">
-      <xsd:complexType>
-        <xsd:complexContent>
-          <xsd:extension base="dms:MultiChoiceLookup">
-            <xsd:sequence>
-              <xsd:element name="Value" type="dms:Lookup" maxOccurs="unbounded" minOccurs="0" nillable="true"/>
-            </xsd:sequence>
-          </xsd:extension>
-        </xsd:complexContent>
-      </xsd:complexType>
-    </xsd:element>
-  </xsd:schema>
-  <xsd:schema xmlns="http://schemas.openxmlformats.org/package/2006/metadata/core-properties" xmlns:xsd="http://www.w3.org/2001/XMLSchema" xmlns:xsi="http://www.w3.org/2001/XMLSchema-instance" xmlns:dc="http://purl.org/dc/elements/1.1/" xmlns:dcterms="http://purl.org/dc/terms/" xmlns:odoc="http://schemas.microsoft.com/internal/obd" targetNamespace="http://schemas.openxmlformats.org/package/2006/metadata/core-properties" elementFormDefault="qualified" attributeFormDefault="unqualified" blockDefault="#all">
-    <xsd:import namespace="http://purl.org/dc/elements/1.1/" schemaLocation="http://dublincore.org/schemas/xmls/qdc/2003/04/02/dc.xsd"/>
-    <xsd:import namespace="http://purl.org/dc/terms/" schemaLocation="http://dublincore.org/schemas/xmls/qdc/2003/04/02/dcterms.xsd"/>
-    <xsd:element name="coreProperties" type="CT_coreProperties"/>
-    <xsd:complexType name="CT_coreProperties">
-      <xsd:all>
-        <xsd:element ref="dc:creator" minOccurs="0" maxOccurs="1"/>
-        <xsd:element ref="dcterms:created" minOccurs="0" maxOccurs="1"/>
-        <xsd:element ref="dc:identifier" minOccurs="0" maxOccurs="1"/>
-        <xsd:element name="contentType" minOccurs="0" maxOccurs="1" type="xsd:string" ma:index="0" ma:displayName="Content Type"/>
-        <xsd:element ref="dc:title" minOccurs="0" maxOccurs="1" ma:index="4" ma:displayName="Title"/>
-        <xsd:element ref="dc:subject" minOccurs="0" maxOccurs="1"/>
-        <xsd:element ref="dc:description" minOccurs="0" maxOccurs="1"/>
-        <xsd:element name="keywords" minOccurs="0" maxOccurs="1" type="xsd:string"/>
-        <xsd:element ref="dc:language" minOccurs="0" maxOccurs="1"/>
-        <xsd:element name="category" minOccurs="0" maxOccurs="1" type="xsd:string"/>
-        <xsd:element name="version" minOccurs="0" maxOccurs="1" type="xsd:string"/>
-        <xsd:element name="revision" minOccurs="0" maxOccurs="1" type="xsd:string">
-          <xsd:annotation>
-            <xsd:documentation>
-                        This value indicates the number of saves or revisions. The application is responsible for updating this value after each revision.
-                    </xsd:documentation>
-          </xsd:annotation>
-        </xsd:element>
-        <xsd:element name="lastModifiedBy" minOccurs="0" maxOccurs="1" type="xsd:string"/>
-        <xsd:element ref="dcterms:modified" minOccurs="0" maxOccurs="1"/>
-        <xsd:element name="contentStatus" minOccurs="0" maxOccurs="1" type="xsd:string"/>
-      </xsd:all>
-    </xsd:complexType>
-  </xsd:schema>
-  <xs:schema xmlns:pc="http://schemas.microsoft.com/office/infopath/2007/PartnerControls" xmlns:xs="http://www.w3.org/2001/XMLSchema" targetNamespace="http://schemas.microsoft.com/office/infopath/2007/PartnerControls" elementFormDefault="qualified" attributeFormDefault="unqualified">
-    <xs:element name="Person">
-      <xs:complexType>
-        <xs:sequence>
-          <xs:element ref="pc:DisplayName" minOccurs="0"/>
-          <xs:element ref="pc:AccountId" minOccurs="0"/>
-          <xs:element ref="pc:AccountType" minOccurs="0"/>
-        </xs:sequence>
-      </xs:complexType>
-    </xs:element>
-    <xs:element name="DisplayName" type="xs:string"/>
-    <xs:element name="AccountId" type="xs:string"/>
-    <xs:element name="AccountType" type="xs:string"/>
-    <xs:element name="BDCAssociatedEntity">
-      <xs:complexType>
-        <xs:sequence>
-          <xs:element ref="pc:BDCEntity" minOccurs="0" maxOccurs="unbounded"/>
-        </xs:sequence>
-        <xs:attribute ref="pc:EntityNamespace"/>
-        <xs:attribute ref="pc:EntityName"/>
-        <xs:attribute ref="pc:SystemInstanceName"/>
-        <xs:attribute ref="pc:AssociationName"/>
-      </xs:complexType>
-    </xs:element>
-    <xs:attribute name="EntityNamespace" type="xs:string"/>
-    <xs:attribute name="EntityName" type="xs:string"/>
-    <xs:attribute name="SystemInstanceName" type="xs:string"/>
-    <xs:attribute name="AssociationName" type="xs:string"/>
-    <xs:element name="BDCEntity">
-      <xs:complexType>
-        <xs:sequence>
-          <xs:element ref="pc:EntityDisplayName" minOccurs="0"/>
-          <xs:element ref="pc:EntityInstanceReference" minOccurs="0"/>
-          <xs:element ref="pc:EntityId1" minOccurs="0"/>
-          <xs:element ref="pc:EntityId2" minOccurs="0"/>
-          <xs:element ref="pc:EntityId3" minOccurs="0"/>
-          <xs:element ref="pc:EntityId4" minOccurs="0"/>
-          <xs:element ref="pc:EntityId5" minOccurs="0"/>
-        </xs:sequence>
-      </xs:complexType>
-    </xs:element>
-    <xs:element name="EntityDisplayName" type="xs:string"/>
-    <xs:element name="EntityInstanceReference" type="xs:string"/>
-    <xs:element name="EntityId1" type="xs:string"/>
-    <xs:element name="EntityId2" type="xs:string"/>
-    <xs:element name="EntityId3" type="xs:string"/>
-    <xs:element name="EntityId4" type="xs:string"/>
-    <xs:element name="EntityId5" type="xs:string"/>
-    <xs:element name="Terms">
-      <xs:complexType>
-        <xs:sequence>
-          <xs:element ref="pc:TermInfo" minOccurs="0" maxOccurs="unbounded"/>
-        </xs:sequence>
-      </xs:complexType>
-    </xs:element>
-    <xs:element name="TermInfo">
-      <xs:complexType>
-        <xs:sequence>
-          <xs:element ref="pc:TermName" minOccurs="0"/>
-          <xs:element ref="pc:TermId" minOccurs="0"/>
-        </xs:sequence>
-      </xs:complexType>
-    </xs:element>
-    <xs:element name="TermName" type="xs:string"/>
-    <xs:element name="TermId" type="xs:string"/>
-  </xs:schema>
-</ct:contentTypeSchema>
-</file>
-
-<file path=customXml/item3.xml><?xml version="1.0" encoding="utf-8"?>
-<?mso-contentType ?>
-<FormTemplates xmlns="http://schemas.microsoft.com/sharepoint/v3/contenttype/forms">
-  <Display>DocumentLibraryForm</Display>
-  <Edit>DocumentLibraryForm</Edit>
-  <New>DocumentLibraryForm</New>
-</FormTemplates>
-</file>
-
-<file path=customXml/item4.xml><?xml version="1.0" encoding="utf-8"?>
-<p:properties xmlns:p="http://schemas.microsoft.com/office/2006/metadata/properties" xmlns:xsi="http://www.w3.org/2001/XMLSchema-instance" xmlns:pc="http://schemas.microsoft.com/office/infopath/2007/PartnerControls">
-  <documentManagement>
-    <TaxCatchAll xmlns="deb8d40d-277f-44a8-b662-8daf987f64bc" xsi:nil="true"/>
-    <lcf76f155ced4ddcb4097134ff3c332f xmlns="da16cc80-aa8b-43af-9f8f-d6f1ccb4c6ef">
-      <Terms xmlns="http://schemas.microsoft.com/office/infopath/2007/PartnerControls"/>
-    </lcf76f155ced4ddcb4097134ff3c332f>
-  </documentManagement>
-</p:properties>
-</file>
-
 <file path=customXml/itemProps1.xml><?xml version="1.0" encoding="utf-8"?>
 <ds:datastoreItem xmlns:ds="http://schemas.openxmlformats.org/officeDocument/2006/customXml" ds:itemID="{EF278816-EC6F-A645-907D-7F25AECB1D4A}">
   <ds:schemaRefs>
     <ds:schemaRef ds:uri="http://schemas.openxmlformats.org/officeDocument/2006/bibliography"/>
   </ds:schemaRefs>
 </ds:datastoreItem>
-</file>
-
-<file path=customXml/itemProps2.xml><?xml version="1.0" encoding="utf-8"?>
-<ds:datastoreItem xmlns:ds="http://schemas.openxmlformats.org/officeDocument/2006/customXml" ds:itemID="{0514A275-5C3A-4F97-A322-8890CE6379B6}"/>
-</file>
-
-<file path=customXml/itemProps3.xml><?xml version="1.0" encoding="utf-8"?>
-<ds:datastoreItem xmlns:ds="http://schemas.openxmlformats.org/officeDocument/2006/customXml" ds:itemID="{FEE2060B-93D4-4CAE-AF42-89454C3343E1}"/>
-</file>
-
-<file path=customXml/itemProps4.xml><?xml version="1.0" encoding="utf-8"?>
-<ds:datastoreItem xmlns:ds="http://schemas.openxmlformats.org/officeDocument/2006/customXml" ds:itemID="{7A44FED7-4370-4BAB-9485-947B2B9D6541}"/>
 </file>
--- a/docs/LabelDesigner_SOP.docx
+++ b/docs/LabelDesigner_SOP.docx
@@ -28948,10 +28948,243 @@
 <b:Sources xmlns:b="http://schemas.openxmlformats.org/officeDocument/2006/bibliography" xmlns="http://schemas.openxmlformats.org/officeDocument/2006/bibliography" SelectedStyle="/APA.XSL" StyleName="APA"/>
 </file>
 
+<file path=customXml/item2.xml><?xml version="1.0" encoding="utf-8"?>
+<ct:contentTypeSchema xmlns:ct="http://schemas.microsoft.com/office/2006/metadata/contentType" xmlns:ma="http://schemas.microsoft.com/office/2006/metadata/properties/metaAttributes" ct:_="" ma:_="" ma:contentTypeName="Document" ma:contentTypeID="0x010100DFC90E4B0B3CE449ACCEDC26AC338C2C" ma:contentTypeVersion="12" ma:contentTypeDescription="Create a new document." ma:contentTypeScope="" ma:versionID="7f6a08671d18325d888013bfeec6da04">
+  <xsd:schema xmlns:xsd="http://www.w3.org/2001/XMLSchema" xmlns:xs="http://www.w3.org/2001/XMLSchema" xmlns:p="http://schemas.microsoft.com/office/2006/metadata/properties" xmlns:ns2="da16cc80-aa8b-43af-9f8f-d6f1ccb4c6ef" xmlns:ns3="deb8d40d-277f-44a8-b662-8daf987f64bc" targetNamespace="http://schemas.microsoft.com/office/2006/metadata/properties" ma:root="true" ma:fieldsID="fcbee57e1cb31a38131eeb5dabf452cc" ns2:_="" ns3:_="">
+    <xsd:import namespace="da16cc80-aa8b-43af-9f8f-d6f1ccb4c6ef"/>
+    <xsd:import namespace="deb8d40d-277f-44a8-b662-8daf987f64bc"/>
+    <xsd:element name="properties">
+      <xsd:complexType>
+        <xsd:sequence>
+          <xsd:element name="documentManagement">
+            <xsd:complexType>
+              <xsd:all>
+                <xsd:element ref="ns2:lcf76f155ced4ddcb4097134ff3c332f" minOccurs="0"/>
+                <xsd:element ref="ns3:TaxCatchAll" minOccurs="0"/>
+                <xsd:element ref="ns2:MediaServiceMetadata" minOccurs="0"/>
+                <xsd:element ref="ns2:MediaServiceFastMetadata" minOccurs="0"/>
+                <xsd:element ref="ns2:MediaServiceObjectDetectorVersions" minOccurs="0"/>
+                <xsd:element ref="ns2:MediaServiceOCR" minOccurs="0"/>
+                <xsd:element ref="ns2:MediaServiceGenerationTime" minOccurs="0"/>
+                <xsd:element ref="ns2:MediaServiceEventHashCode" minOccurs="0"/>
+                <xsd:element ref="ns2:MediaServiceSearchProperties" minOccurs="0"/>
+                <xsd:element ref="ns2:MediaServiceDateTaken" minOccurs="0"/>
+                <xsd:element ref="ns2:MediaLengthInSeconds" minOccurs="0"/>
+              </xsd:all>
+            </xsd:complexType>
+          </xsd:element>
+        </xsd:sequence>
+      </xsd:complexType>
+    </xsd:element>
+  </xsd:schema>
+  <xsd:schema xmlns:xsd="http://www.w3.org/2001/XMLSchema" xmlns:xs="http://www.w3.org/2001/XMLSchema" xmlns:dms="http://schemas.microsoft.com/office/2006/documentManagement/types" xmlns:pc="http://schemas.microsoft.com/office/infopath/2007/PartnerControls" targetNamespace="da16cc80-aa8b-43af-9f8f-d6f1ccb4c6ef" elementFormDefault="qualified">
+    <xsd:import namespace="http://schemas.microsoft.com/office/2006/documentManagement/types"/>
+    <xsd:import namespace="http://schemas.microsoft.com/office/infopath/2007/PartnerControls"/>
+    <xsd:element name="lcf76f155ced4ddcb4097134ff3c332f" ma:index="9" nillable="true" ma:taxonomy="true" ma:internalName="lcf76f155ced4ddcb4097134ff3c332f" ma:taxonomyFieldName="MediaServiceImageTags" ma:displayName="Image Tags" ma:readOnly="false" ma:fieldId="{5cf76f15-5ced-4ddc-b409-7134ff3c332f}" ma:taxonomyMulti="true" ma:sspId="d18675b8-ebf9-4101-84d0-692d769b46d3" ma:termSetId="09814cd3-568e-fe90-9814-8d621ff8fb84" ma:anchorId="fba54fb3-c3e1-fe81-a776-ca4b69148c4d" ma:open="true" ma:isKeyword="false">
+      <xsd:complexType>
+        <xsd:sequence>
+          <xsd:element ref="pc:Terms" minOccurs="0" maxOccurs="1"/>
+        </xsd:sequence>
+      </xsd:complexType>
+    </xsd:element>
+    <xsd:element name="MediaServiceMetadata" ma:index="11" nillable="true" ma:displayName="MediaServiceMetadata" ma:hidden="true" ma:internalName="MediaServiceMetadata" ma:readOnly="true">
+      <xsd:simpleType>
+        <xsd:restriction base="dms:Note"/>
+      </xsd:simpleType>
+    </xsd:element>
+    <xsd:element name="MediaServiceFastMetadata" ma:index="12" nillable="true" ma:displayName="MediaServiceFastMetadata" ma:hidden="true" ma:internalName="MediaServiceFastMetadata" ma:readOnly="true">
+      <xsd:simpleType>
+        <xsd:restriction base="dms:Note"/>
+      </xsd:simpleType>
+    </xsd:element>
+    <xsd:element name="MediaServiceObjectDetectorVersions" ma:index="13" nillable="true" ma:displayName="MediaServiceObjectDetectorVersions" ma:hidden="true" ma:indexed="true" ma:internalName="MediaServiceObjectDetectorVersions" ma:readOnly="true">
+      <xsd:simpleType>
+        <xsd:restriction base="dms:Text"/>
+      </xsd:simpleType>
+    </xsd:element>
+    <xsd:element name="MediaServiceOCR" ma:index="14" nillable="true" ma:displayName="Extracted Text" ma:internalName="MediaServiceOCR" ma:readOnly="true">
+      <xsd:simpleType>
+        <xsd:restriction base="dms:Note">
+          <xsd:maxLength value="255"/>
+        </xsd:restriction>
+      </xsd:simpleType>
+    </xsd:element>
+    <xsd:element name="MediaServiceGenerationTime" ma:index="15" nillable="true" ma:displayName="MediaServiceGenerationTime" ma:hidden="true" ma:internalName="MediaServiceGenerationTime" ma:readOnly="true">
+      <xsd:simpleType>
+        <xsd:restriction base="dms:Text"/>
+      </xsd:simpleType>
+    </xsd:element>
+    <xsd:element name="MediaServiceEventHashCode" ma:index="16" nillable="true" ma:displayName="MediaServiceEventHashCode" ma:hidden="true" ma:internalName="MediaServiceEventHashCode" ma:readOnly="true">
+      <xsd:simpleType>
+        <xsd:restriction base="dms:Text"/>
+      </xsd:simpleType>
+    </xsd:element>
+    <xsd:element name="MediaServiceSearchProperties" ma:index="17" nillable="true" ma:displayName="MediaServiceSearchProperties" ma:hidden="true" ma:internalName="MediaServiceSearchProperties" ma:readOnly="true">
+      <xsd:simpleType>
+        <xsd:restriction base="dms:Note"/>
+      </xsd:simpleType>
+    </xsd:element>
+    <xsd:element name="MediaServiceDateTaken" ma:index="18" nillable="true" ma:displayName="MediaServiceDateTaken" ma:hidden="true" ma:indexed="true" ma:internalName="MediaServiceDateTaken" ma:readOnly="true">
+      <xsd:simpleType>
+        <xsd:restriction base="dms:Text"/>
+      </xsd:simpleType>
+    </xsd:element>
+    <xsd:element name="MediaLengthInSeconds" ma:index="19" nillable="true" ma:displayName="MediaLengthInSeconds" ma:hidden="true" ma:internalName="MediaLengthInSeconds" ma:readOnly="true">
+      <xsd:simpleType>
+        <xsd:restriction base="dms:Unknown"/>
+      </xsd:simpleType>
+    </xsd:element>
+  </xsd:schema>
+  <xsd:schema xmlns:xsd="http://www.w3.org/2001/XMLSchema" xmlns:xs="http://www.w3.org/2001/XMLSchema" xmlns:dms="http://schemas.microsoft.com/office/2006/documentManagement/types" xmlns:pc="http://schemas.microsoft.com/office/infopath/2007/PartnerControls" targetNamespace="deb8d40d-277f-44a8-b662-8daf987f64bc" elementFormDefault="qualified">
+    <xsd:import namespace="http://schemas.microsoft.com/office/2006/documentManagement/types"/>
+    <xsd:import namespace="http://schemas.microsoft.com/office/infopath/2007/PartnerControls"/>
+    <xsd:element name="TaxCatchAll" ma:index="10" nillable="true" ma:displayName="Taxonomy Catch All Column" ma:hidden="true" ma:list="{ba19c7b2-cba1-493a-96ab-c41e934c3b00}" ma:internalName="TaxCatchAll" ma:showField="CatchAllData" ma:web="deb8d40d-277f-44a8-b662-8daf987f64bc">
+      <xsd:complexType>
+        <xsd:complexContent>
+          <xsd:extension base="dms:MultiChoiceLookup">
+            <xsd:sequence>
+              <xsd:element name="Value" type="dms:Lookup" maxOccurs="unbounded" minOccurs="0" nillable="true"/>
+            </xsd:sequence>
+          </xsd:extension>
+        </xsd:complexContent>
+      </xsd:complexType>
+    </xsd:element>
+  </xsd:schema>
+  <xsd:schema xmlns="http://schemas.openxmlformats.org/package/2006/metadata/core-properties" xmlns:xsd="http://www.w3.org/2001/XMLSchema" xmlns:xsi="http://www.w3.org/2001/XMLSchema-instance" xmlns:dc="http://purl.org/dc/elements/1.1/" xmlns:dcterms="http://purl.org/dc/terms/" xmlns:odoc="http://schemas.microsoft.com/internal/obd" targetNamespace="http://schemas.openxmlformats.org/package/2006/metadata/core-properties" elementFormDefault="qualified" attributeFormDefault="unqualified" blockDefault="#all">
+    <xsd:import namespace="http://purl.org/dc/elements/1.1/" schemaLocation="http://dublincore.org/schemas/xmls/qdc/2003/04/02/dc.xsd"/>
+    <xsd:import namespace="http://purl.org/dc/terms/" schemaLocation="http://dublincore.org/schemas/xmls/qdc/2003/04/02/dcterms.xsd"/>
+    <xsd:element name="coreProperties" type="CT_coreProperties"/>
+    <xsd:complexType name="CT_coreProperties">
+      <xsd:all>
+        <xsd:element ref="dc:creator" minOccurs="0" maxOccurs="1"/>
+        <xsd:element ref="dcterms:created" minOccurs="0" maxOccurs="1"/>
+        <xsd:element ref="dc:identifier" minOccurs="0" maxOccurs="1"/>
+        <xsd:element name="contentType" minOccurs="0" maxOccurs="1" type="xsd:string" ma:index="0" ma:displayName="Content Type"/>
+        <xsd:element ref="dc:title" minOccurs="0" maxOccurs="1" ma:index="4" ma:displayName="Title"/>
+        <xsd:element ref="dc:subject" minOccurs="0" maxOccurs="1"/>
+        <xsd:element ref="dc:description" minOccurs="0" maxOccurs="1"/>
+        <xsd:element name="keywords" minOccurs="0" maxOccurs="1" type="xsd:string"/>
+        <xsd:element ref="dc:language" minOccurs="0" maxOccurs="1"/>
+        <xsd:element name="category" minOccurs="0" maxOccurs="1" type="xsd:string"/>
+        <xsd:element name="version" minOccurs="0" maxOccurs="1" type="xsd:string"/>
+        <xsd:element name="revision" minOccurs="0" maxOccurs="1" type="xsd:string">
+          <xsd:annotation>
+            <xsd:documentation>
+                        This value indicates the number of saves or revisions. The application is responsible for updating this value after each revision.
+                    </xsd:documentation>
+          </xsd:annotation>
+        </xsd:element>
+        <xsd:element name="lastModifiedBy" minOccurs="0" maxOccurs="1" type="xsd:string"/>
+        <xsd:element ref="dcterms:modified" minOccurs="0" maxOccurs="1"/>
+        <xsd:element name="contentStatus" minOccurs="0" maxOccurs="1" type="xsd:string"/>
+      </xsd:all>
+    </xsd:complexType>
+  </xsd:schema>
+  <xs:schema xmlns:pc="http://schemas.microsoft.com/office/infopath/2007/PartnerControls" xmlns:xs="http://www.w3.org/2001/XMLSchema" targetNamespace="http://schemas.microsoft.com/office/infopath/2007/PartnerControls" elementFormDefault="qualified" attributeFormDefault="unqualified">
+    <xs:element name="Person">
+      <xs:complexType>
+        <xs:sequence>
+          <xs:element ref="pc:DisplayName" minOccurs="0"/>
+          <xs:element ref="pc:AccountId" minOccurs="0"/>
+          <xs:element ref="pc:AccountType" minOccurs="0"/>
+        </xs:sequence>
+      </xs:complexType>
+    </xs:element>
+    <xs:element name="DisplayName" type="xs:string"/>
+    <xs:element name="AccountId" type="xs:string"/>
+    <xs:element name="AccountType" type="xs:string"/>
+    <xs:element name="BDCAssociatedEntity">
+      <xs:complexType>
+        <xs:sequence>
+          <xs:element ref="pc:BDCEntity" minOccurs="0" maxOccurs="unbounded"/>
+        </xs:sequence>
+        <xs:attribute ref="pc:EntityNamespace"/>
+        <xs:attribute ref="pc:EntityName"/>
+        <xs:attribute ref="pc:SystemInstanceName"/>
+        <xs:attribute ref="pc:AssociationName"/>
+      </xs:complexType>
+    </xs:element>
+    <xs:attribute name="EntityNamespace" type="xs:string"/>
+    <xs:attribute name="EntityName" type="xs:string"/>
+    <xs:attribute name="SystemInstanceName" type="xs:string"/>
+    <xs:attribute name="AssociationName" type="xs:string"/>
+    <xs:element name="BDCEntity">
+      <xs:complexType>
+        <xs:sequence>
+          <xs:element ref="pc:EntityDisplayName" minOccurs="0"/>
+          <xs:element ref="pc:EntityInstanceReference" minOccurs="0"/>
+          <xs:element ref="pc:EntityId1" minOccurs="0"/>
+          <xs:element ref="pc:EntityId2" minOccurs="0"/>
+          <xs:element ref="pc:EntityId3" minOccurs="0"/>
+          <xs:element ref="pc:EntityId4" minOccurs="0"/>
+          <xs:element ref="pc:EntityId5" minOccurs="0"/>
+        </xs:sequence>
+      </xs:complexType>
+    </xs:element>
+    <xs:element name="EntityDisplayName" type="xs:string"/>
+    <xs:element name="EntityInstanceReference" type="xs:string"/>
+    <xs:element name="EntityId1" type="xs:string"/>
+    <xs:element name="EntityId2" type="xs:string"/>
+    <xs:element name="EntityId3" type="xs:string"/>
+    <xs:element name="EntityId4" type="xs:string"/>
+    <xs:element name="EntityId5" type="xs:string"/>
+    <xs:element name="Terms">
+      <xs:complexType>
+        <xs:sequence>
+          <xs:element ref="pc:TermInfo" minOccurs="0" maxOccurs="unbounded"/>
+        </xs:sequence>
+      </xs:complexType>
+    </xs:element>
+    <xs:element name="TermInfo">
+      <xs:complexType>
+        <xs:sequence>
+          <xs:element ref="pc:TermName" minOccurs="0"/>
+          <xs:element ref="pc:TermId" minOccurs="0"/>
+        </xs:sequence>
+      </xs:complexType>
+    </xs:element>
+    <xs:element name="TermName" type="xs:string"/>
+    <xs:element name="TermId" type="xs:string"/>
+  </xs:schema>
+</ct:contentTypeSchema>
+</file>
+
+<file path=customXml/item3.xml><?xml version="1.0" encoding="utf-8"?>
+<?mso-contentType ?>
+<FormTemplates xmlns="http://schemas.microsoft.com/sharepoint/v3/contenttype/forms">
+  <Display>DocumentLibraryForm</Display>
+  <Edit>DocumentLibraryForm</Edit>
+  <New>DocumentLibraryForm</New>
+</FormTemplates>
+</file>
+
+<file path=customXml/item4.xml><?xml version="1.0" encoding="utf-8"?>
+<p:properties xmlns:p="http://schemas.microsoft.com/office/2006/metadata/properties" xmlns:xsi="http://www.w3.org/2001/XMLSchema-instance" xmlns:pc="http://schemas.microsoft.com/office/infopath/2007/PartnerControls">
+  <documentManagement>
+    <TaxCatchAll xmlns="deb8d40d-277f-44a8-b662-8daf987f64bc" xsi:nil="true"/>
+    <lcf76f155ced4ddcb4097134ff3c332f xmlns="da16cc80-aa8b-43af-9f8f-d6f1ccb4c6ef">
+      <Terms xmlns="http://schemas.microsoft.com/office/infopath/2007/PartnerControls"/>
+    </lcf76f155ced4ddcb4097134ff3c332f>
+  </documentManagement>
+</p:properties>
+</file>
+
 <file path=customXml/itemProps1.xml><?xml version="1.0" encoding="utf-8"?>
 <ds:datastoreItem xmlns:ds="http://schemas.openxmlformats.org/officeDocument/2006/customXml" ds:itemID="{EF278816-EC6F-A645-907D-7F25AECB1D4A}">
   <ds:schemaRefs>
     <ds:schemaRef ds:uri="http://schemas.openxmlformats.org/officeDocument/2006/bibliography"/>
   </ds:schemaRefs>
 </ds:datastoreItem>
+</file>
+
+<file path=customXml/itemProps2.xml><?xml version="1.0" encoding="utf-8"?>
+<ds:datastoreItem xmlns:ds="http://schemas.openxmlformats.org/officeDocument/2006/customXml" ds:itemID="{59A54F31-2F87-44CD-9F6E-35C84637FA5E}"/>
+</file>
+
+<file path=customXml/itemProps3.xml><?xml version="1.0" encoding="utf-8"?>
+<ds:datastoreItem xmlns:ds="http://schemas.openxmlformats.org/officeDocument/2006/customXml" ds:itemID="{A5D62BD8-DB10-40C4-A8C5-C1048226605C}"/>
+</file>
+
+<file path=customXml/itemProps4.xml><?xml version="1.0" encoding="utf-8"?>
+<ds:datastoreItem xmlns:ds="http://schemas.openxmlformats.org/officeDocument/2006/customXml" ds:itemID="{CC181D99-C0E7-4E53-8B5C-C9FFDD1E348E}"/>
 </file>
--- a/docs/LabelDesigner_SOP.docx
+++ b/docs/LabelDesigner_SOP.docx
@@ -3444,6 +3444,16 @@
       </w:r>
       <w:r>
         <w:t xml:space="preserve"> — its rows appear grouped by template (each group shows its printer). Tick rows and adjust quantities like a data file; click a row to preview it.</w:t>
+      </w:r>
+    </w:p>
+    <w:p>
+      <w:pPr>
+        <w:pStyle w:val="ListNumber"/>
+        <w:spacing w:after="40"/>
+        <w:ind w:left="360"/>
+      </w:pPr>
+      <w:r>
+        <w:t>SHEET jobs (templates with a Page Setup — Avery sheets, menus) preview the COMPOSED SHEETS with ◄ ► page buttons, updating live as you tick rows / change quantities; clicking a row jumps to its sheet.</w:t>
       </w:r>
     </w:p>
     <w:p>
@@ -28948,243 +28958,10 @@
 <b:Sources xmlns:b="http://schemas.openxmlformats.org/officeDocument/2006/bibliography" xmlns="http://schemas.openxmlformats.org/officeDocument/2006/bibliography" SelectedStyle="/APA.XSL" StyleName="APA"/>
 </file>
 
-<file path=customXml/item2.xml><?xml version="1.0" encoding="utf-8"?>
-<ct:contentTypeSchema xmlns:ct="http://schemas.microsoft.com/office/2006/metadata/contentType" xmlns:ma="http://schemas.microsoft.com/office/2006/metadata/properties/metaAttributes" ct:_="" ma:_="" ma:contentTypeName="Document" ma:contentTypeID="0x010100DFC90E4B0B3CE449ACCEDC26AC338C2C" ma:contentTypeVersion="12" ma:contentTypeDescription="Create a new document." ma:contentTypeScope="" ma:versionID="7f6a08671d18325d888013bfeec6da04">
-  <xsd:schema xmlns:xsd="http://www.w3.org/2001/XMLSchema" xmlns:xs="http://www.w3.org/2001/XMLSchema" xmlns:p="http://schemas.microsoft.com/office/2006/metadata/properties" xmlns:ns2="da16cc80-aa8b-43af-9f8f-d6f1ccb4c6ef" xmlns:ns3="deb8d40d-277f-44a8-b662-8daf987f64bc" targetNamespace="http://schemas.microsoft.com/office/2006/metadata/properties" ma:root="true" ma:fieldsID="fcbee57e1cb31a38131eeb5dabf452cc" ns2:_="" ns3:_="">
-    <xsd:import namespace="da16cc80-aa8b-43af-9f8f-d6f1ccb4c6ef"/>
-    <xsd:import namespace="deb8d40d-277f-44a8-b662-8daf987f64bc"/>
-    <xsd:element name="properties">
-      <xsd:complexType>
-        <xsd:sequence>
-          <xsd:element name="documentManagement">
-            <xsd:complexType>
-              <xsd:all>
-                <xsd:element ref="ns2:lcf76f155ced4ddcb4097134ff3c332f" minOccurs="0"/>
-                <xsd:element ref="ns3:TaxCatchAll" minOccurs="0"/>
-                <xsd:element ref="ns2:MediaServiceMetadata" minOccurs="0"/>
-                <xsd:element ref="ns2:MediaServiceFastMetadata" minOccurs="0"/>
-                <xsd:element ref="ns2:MediaServiceObjectDetectorVersions" minOccurs="0"/>
-                <xsd:element ref="ns2:MediaServiceOCR" minOccurs="0"/>
-                <xsd:element ref="ns2:MediaServiceGenerationTime" minOccurs="0"/>
-                <xsd:element ref="ns2:MediaServiceEventHashCode" minOccurs="0"/>
-                <xsd:element ref="ns2:MediaServiceSearchProperties" minOccurs="0"/>
-                <xsd:element ref="ns2:MediaServiceDateTaken" minOccurs="0"/>
-                <xsd:element ref="ns2:MediaLengthInSeconds" minOccurs="0"/>
-              </xsd:all>
-            </xsd:complexType>
-          </xsd:element>
-        </xsd:sequence>
-      </xsd:complexType>
-    </xsd:element>
-  </xsd:schema>
-  <xsd:schema xmlns:xsd="http://www.w3.org/2001/XMLSchema" xmlns:xs="http://www.w3.org/2001/XMLSchema" xmlns:dms="http://schemas.microsoft.com/office/2006/documentManagement/types" xmlns:pc="http://schemas.microsoft.com/office/infopath/2007/PartnerControls" targetNamespace="da16cc80-aa8b-43af-9f8f-d6f1ccb4c6ef" elementFormDefault="qualified">
-    <xsd:import namespace="http://schemas.microsoft.com/office/2006/documentManagement/types"/>
-    <xsd:import namespace="http://schemas.microsoft.com/office/infopath/2007/PartnerControls"/>
-    <xsd:element name="lcf76f155ced4ddcb4097134ff3c332f" ma:index="9" nillable="true" ma:taxonomy="true" ma:internalName="lcf76f155ced4ddcb4097134ff3c332f" ma:taxonomyFieldName="MediaServiceImageTags" ma:displayName="Image Tags" ma:readOnly="false" ma:fieldId="{5cf76f15-5ced-4ddc-b409-7134ff3c332f}" ma:taxonomyMulti="true" ma:sspId="d18675b8-ebf9-4101-84d0-692d769b46d3" ma:termSetId="09814cd3-568e-fe90-9814-8d621ff8fb84" ma:anchorId="fba54fb3-c3e1-fe81-a776-ca4b69148c4d" ma:open="true" ma:isKeyword="false">
-      <xsd:complexType>
-        <xsd:sequence>
-          <xsd:element ref="pc:Terms" minOccurs="0" maxOccurs="1"/>
-        </xsd:sequence>
-      </xsd:complexType>
-    </xsd:element>
-    <xsd:element name="MediaServiceMetadata" ma:index="11" nillable="true" ma:displayName="MediaServiceMetadata" ma:hidden="true" ma:internalName="MediaServiceMetadata" ma:readOnly="true">
-      <xsd:simpleType>
-        <xsd:restriction base="dms:Note"/>
-      </xsd:simpleType>
-    </xsd:element>
-    <xsd:element name="MediaServiceFastMetadata" ma:index="12" nillable="true" ma:displayName="MediaServiceFastMetadata" ma:hidden="true" ma:internalName="MediaServiceFastMetadata" ma:readOnly="true">
-      <xsd:simpleType>
-        <xsd:restriction base="dms:Note"/>
-      </xsd:simpleType>
-    </xsd:element>
-    <xsd:element name="MediaServiceObjectDetectorVersions" ma:index="13" nillable="true" ma:displayName="MediaServiceObjectDetectorVersions" ma:hidden="true" ma:indexed="true" ma:internalName="MediaServiceObjectDetectorVersions" ma:readOnly="true">
-      <xsd:simpleType>
-        <xsd:restriction base="dms:Text"/>
-      </xsd:simpleType>
-    </xsd:element>
-    <xsd:element name="MediaServiceOCR" ma:index="14" nillable="true" ma:displayName="Extracted Text" ma:internalName="MediaServiceOCR" ma:readOnly="true">
-      <xsd:simpleType>
-        <xsd:restriction base="dms:Note">
-          <xsd:maxLength value="255"/>
-        </xsd:restriction>
-      </xsd:simpleType>
-    </xsd:element>
-    <xsd:element name="MediaServiceGenerationTime" ma:index="15" nillable="true" ma:displayName="MediaServiceGenerationTime" ma:hidden="true" ma:internalName="MediaServiceGenerationTime" ma:readOnly="true">
-      <xsd:simpleType>
-        <xsd:restriction base="dms:Text"/>
-      </xsd:simpleType>
-    </xsd:element>
-    <xsd:element name="MediaServiceEventHashCode" ma:index="16" nillable="true" ma:displayName="MediaServiceEventHashCode" ma:hidden="true" ma:internalName="MediaServiceEventHashCode" ma:readOnly="true">
-      <xsd:simpleType>
-        <xsd:restriction base="dms:Text"/>
-      </xsd:simpleType>
-    </xsd:element>
-    <xsd:element name="MediaServiceSearchProperties" ma:index="17" nillable="true" ma:displayName="MediaServiceSearchProperties" ma:hidden="true" ma:internalName="MediaServiceSearchProperties" ma:readOnly="true">
-      <xsd:simpleType>
-        <xsd:restriction base="dms:Note"/>
-      </xsd:simpleType>
-    </xsd:element>
-    <xsd:element name="MediaServiceDateTaken" ma:index="18" nillable="true" ma:displayName="MediaServiceDateTaken" ma:hidden="true" ma:indexed="true" ma:internalName="MediaServiceDateTaken" ma:readOnly="true">
-      <xsd:simpleType>
-        <xsd:restriction base="dms:Text"/>
-      </xsd:simpleType>
-    </xsd:element>
-    <xsd:element name="MediaLengthInSeconds" ma:index="19" nillable="true" ma:displayName="MediaLengthInSeconds" ma:hidden="true" ma:internalName="MediaLengthInSeconds" ma:readOnly="true">
-      <xsd:simpleType>
-        <xsd:restriction base="dms:Unknown"/>
-      </xsd:simpleType>
-    </xsd:element>
-  </xsd:schema>
-  <xsd:schema xmlns:xsd="http://www.w3.org/2001/XMLSchema" xmlns:xs="http://www.w3.org/2001/XMLSchema" xmlns:dms="http://schemas.microsoft.com/office/2006/documentManagement/types" xmlns:pc="http://schemas.microsoft.com/office/infopath/2007/PartnerControls" targetNamespace="deb8d40d-277f-44a8-b662-8daf987f64bc" elementFormDefault="qualified">
-    <xsd:import namespace="http://schemas.microsoft.com/office/2006/documentManagement/types"/>
-    <xsd:import namespace="http://schemas.microsoft.com/office/infopath/2007/PartnerControls"/>
-    <xsd:element name="TaxCatchAll" ma:index="10" nillable="true" ma:displayName="Taxonomy Catch All Column" ma:hidden="true" ma:list="{ba19c7b2-cba1-493a-96ab-c41e934c3b00}" ma:internalName="TaxCatchAll" ma:showField="CatchAllData" ma:web="deb8d40d-277f-44a8-b662-8daf987f64bc">
-      <xsd:complexType>
-        <xsd:complexContent>
-          <xsd:extension base="dms:MultiChoiceLookup">
-            <xsd:sequence>
-              <xsd:element name="Value" type="dms:Lookup" maxOccurs="unbounded" minOccurs="0" nillable="true"/>
-            </xsd:sequence>
-          </xsd:extension>
-        </xsd:complexContent>
-      </xsd:complexType>
-    </xsd:element>
-  </xsd:schema>
-  <xsd:schema xmlns="http://schemas.openxmlformats.org/package/2006/metadata/core-properties" xmlns:xsd="http://www.w3.org/2001/XMLSchema" xmlns:xsi="http://www.w3.org/2001/XMLSchema-instance" xmlns:dc="http://purl.org/dc/elements/1.1/" xmlns:dcterms="http://purl.org/dc/terms/" xmlns:odoc="http://schemas.microsoft.com/internal/obd" targetNamespace="http://schemas.openxmlformats.org/package/2006/metadata/core-properties" elementFormDefault="qualified" attributeFormDefault="unqualified" blockDefault="#all">
-    <xsd:import namespace="http://purl.org/dc/elements/1.1/" schemaLocation="http://dublincore.org/schemas/xmls/qdc/2003/04/02/dc.xsd"/>
-    <xsd:import namespace="http://purl.org/dc/terms/" schemaLocation="http://dublincore.org/schemas/xmls/qdc/2003/04/02/dcterms.xsd"/>
-    <xsd:element name="coreProperties" type="CT_coreProperties"/>
-    <xsd:complexType name="CT_coreProperties">
-      <xsd:all>
-        <xsd:element ref="dc:creator" minOccurs="0" maxOccurs="1"/>
-        <xsd:element ref="dcterms:created" minOccurs="0" maxOccurs="1"/>
-        <xsd:element ref="dc:identifier" minOccurs="0" maxOccurs="1"/>
-        <xsd:element name="contentType" minOccurs="0" maxOccurs="1" type="xsd:string" ma:index="0" ma:displayName="Content Type"/>
-        <xsd:element ref="dc:title" minOccurs="0" maxOccurs="1" ma:index="4" ma:displayName="Title"/>
-        <xsd:element ref="dc:subject" minOccurs="0" maxOccurs="1"/>
-        <xsd:element ref="dc:description" minOccurs="0" maxOccurs="1"/>
-        <xsd:element name="keywords" minOccurs="0" maxOccurs="1" type="xsd:string"/>
-        <xsd:element ref="dc:language" minOccurs="0" maxOccurs="1"/>
-        <xsd:element name="category" minOccurs="0" maxOccurs="1" type="xsd:string"/>
-        <xsd:element name="version" minOccurs="0" maxOccurs="1" type="xsd:string"/>
-        <xsd:element name="revision" minOccurs="0" maxOccurs="1" type="xsd:string">
-          <xsd:annotation>
-            <xsd:documentation>
-                        This value indicates the number of saves or revisions. The application is responsible for updating this value after each revision.
-                    </xsd:documentation>
-          </xsd:annotation>
-        </xsd:element>
-        <xsd:element name="lastModifiedBy" minOccurs="0" maxOccurs="1" type="xsd:string"/>
-        <xsd:element ref="dcterms:modified" minOccurs="0" maxOccurs="1"/>
-        <xsd:element name="contentStatus" minOccurs="0" maxOccurs="1" type="xsd:string"/>
-      </xsd:all>
-    </xsd:complexType>
-  </xsd:schema>
-  <xs:schema xmlns:pc="http://schemas.microsoft.com/office/infopath/2007/PartnerControls" xmlns:xs="http://www.w3.org/2001/XMLSchema" targetNamespace="http://schemas.microsoft.com/office/infopath/2007/PartnerControls" elementFormDefault="qualified" attributeFormDefault="unqualified">
-    <xs:element name="Person">
-      <xs:complexType>
-        <xs:sequence>
-          <xs:element ref="pc:DisplayName" minOccurs="0"/>
-          <xs:element ref="pc:AccountId" minOccurs="0"/>
-          <xs:element ref="pc:AccountType" minOccurs="0"/>
-        </xs:sequence>
-      </xs:complexType>
-    </xs:element>
-    <xs:element name="DisplayName" type="xs:string"/>
-    <xs:element name="AccountId" type="xs:string"/>
-    <xs:element name="AccountType" type="xs:string"/>
-    <xs:element name="BDCAssociatedEntity">
-      <xs:complexType>
-        <xs:sequence>
-          <xs:element ref="pc:BDCEntity" minOccurs="0" maxOccurs="unbounded"/>
-        </xs:sequence>
-        <xs:attribute ref="pc:EntityNamespace"/>
-        <xs:attribute ref="pc:EntityName"/>
-        <xs:attribute ref="pc:SystemInstanceName"/>
-        <xs:attribute ref="pc:AssociationName"/>
-      </xs:complexType>
-    </xs:element>
-    <xs:attribute name="EntityNamespace" type="xs:string"/>
-    <xs:attribute name="EntityName" type="xs:string"/>
-    <xs:attribute name="SystemInstanceName" type="xs:string"/>
-    <xs:attribute name="AssociationName" type="xs:string"/>
-    <xs:element name="BDCEntity">
-      <xs:complexType>
-        <xs:sequence>
-          <xs:element ref="pc:EntityDisplayName" minOccurs="0"/>
-          <xs:element ref="pc:EntityInstanceReference" minOccurs="0"/>
-          <xs:element ref="pc:EntityId1" minOccurs="0"/>
-          <xs:element ref="pc:EntityId2" minOccurs="0"/>
-          <xs:element ref="pc:EntityId3" minOccurs="0"/>
-          <xs:element ref="pc:EntityId4" minOccurs="0"/>
-          <xs:element ref="pc:EntityId5" minOccurs="0"/>
-        </xs:sequence>
-      </xs:complexType>
-    </xs:element>
-    <xs:element name="EntityDisplayName" type="xs:string"/>
-    <xs:element name="EntityInstanceReference" type="xs:string"/>
-    <xs:element name="EntityId1" type="xs:string"/>
-    <xs:element name="EntityId2" type="xs:string"/>
-    <xs:element name="EntityId3" type="xs:string"/>
-    <xs:element name="EntityId4" type="xs:string"/>
-    <xs:element name="EntityId5" type="xs:string"/>
-    <xs:element name="Terms">
-      <xs:complexType>
-        <xs:sequence>
-          <xs:element ref="pc:TermInfo" minOccurs="0" maxOccurs="unbounded"/>
-        </xs:sequence>
-      </xs:complexType>
-    </xs:element>
-    <xs:element name="TermInfo">
-      <xs:complexType>
-        <xs:sequence>
-          <xs:element ref="pc:TermName" minOccurs="0"/>
-          <xs:element ref="pc:TermId" minOccurs="0"/>
-        </xs:sequence>
-      </xs:complexType>
-    </xs:element>
-    <xs:element name="TermName" type="xs:string"/>
-    <xs:element name="TermId" type="xs:string"/>
-  </xs:schema>
-</ct:contentTypeSchema>
-</file>
-
-<file path=customXml/item3.xml><?xml version="1.0" encoding="utf-8"?>
-<?mso-contentType ?>
-<FormTemplates xmlns="http://schemas.microsoft.com/sharepoint/v3/contenttype/forms">
-  <Display>DocumentLibraryForm</Display>
-  <Edit>DocumentLibraryForm</Edit>
-  <New>DocumentLibraryForm</New>
-</FormTemplates>
-</file>
-
-<file path=customXml/item4.xml><?xml version="1.0" encoding="utf-8"?>
-<p:properties xmlns:p="http://schemas.microsoft.com/office/2006/metadata/properties" xmlns:xsi="http://www.w3.org/2001/XMLSchema-instance" xmlns:pc="http://schemas.microsoft.com/office/infopath/2007/PartnerControls">
-  <documentManagement>
-    <TaxCatchAll xmlns="deb8d40d-277f-44a8-b662-8daf987f64bc" xsi:nil="true"/>
-    <lcf76f155ced4ddcb4097134ff3c332f xmlns="da16cc80-aa8b-43af-9f8f-d6f1ccb4c6ef">
-      <Terms xmlns="http://schemas.microsoft.com/office/infopath/2007/PartnerControls"/>
-    </lcf76f155ced4ddcb4097134ff3c332f>
-  </documentManagement>
-</p:properties>
-</file>
-
 <file path=customXml/itemProps1.xml><?xml version="1.0" encoding="utf-8"?>
 <ds:datastoreItem xmlns:ds="http://schemas.openxmlformats.org/officeDocument/2006/customXml" ds:itemID="{EF278816-EC6F-A645-907D-7F25AECB1D4A}">
   <ds:schemaRefs>
     <ds:schemaRef ds:uri="http://schemas.openxmlformats.org/officeDocument/2006/bibliography"/>
   </ds:schemaRefs>
 </ds:datastoreItem>
-</file>
-
-<file path=customXml/itemProps2.xml><?xml version="1.0" encoding="utf-8"?>
-<ds:datastoreItem xmlns:ds="http://schemas.openxmlformats.org/officeDocument/2006/customXml" ds:itemID="{59A54F31-2F87-44CD-9F6E-35C84637FA5E}"/>
-</file>
-
-<file path=customXml/itemProps3.xml><?xml version="1.0" encoding="utf-8"?>
-<ds:datastoreItem xmlns:ds="http://schemas.openxmlformats.org/officeDocument/2006/customXml" ds:itemID="{A5D62BD8-DB10-40C4-A8C5-C1048226605C}"/>
-</file>
-
-<file path=customXml/itemProps4.xml><?xml version="1.0" encoding="utf-8"?>
-<ds:datastoreItem xmlns:ds="http://schemas.openxmlformats.org/officeDocument/2006/customXml" ds:itemID="{CC181D99-C0E7-4E53-8B5C-C9FFDD1E348E}"/>
 </file>
--- a/docs/LabelDesigner_SOP.docx
+++ b/docs/LabelDesigner_SOP.docx
@@ -1789,7 +1789,7 @@
         <w:t>Double-click the table on the canvas</w:t>
       </w:r>
       <w:r>
-        <w:t xml:space="preserve"> to open the spreadsheet-style editor (+ Row / − Row / + Col / − Col, OK applies; rename new columns in the Properties panel, which edits the same data).</w:t>
+        <w:t xml:space="preserve"> to open the spreadsheet-style editor (+ Row / − Row / + Col / − Col, OK applies; rename new columns in the Properties panel, which edits the same data). The table SCALES TO FILL the box you draw — resize the element and it grows/shrinks to match (prints the same); column widths set the proportions.</w:t>
       </w:r>
     </w:p>
     <w:p>
@@ -2925,7 +2925,25 @@
         <w:ind w:left="360"/>
       </w:pPr>
       <w:r>
-        <w:t>File &gt; Print (Ctrl+P) opens Print Preview.</w:t>
+        <w:t xml:space="preserve">File &gt; Print (Ctrl+P) opens Print Preview. Zoom with −/+, </w:t>
+      </w:r>
+      <w:r>
+        <w:rPr>
+          <w:b/>
+        </w:rPr>
+        <w:t>Fit</w:t>
+      </w:r>
+      <w:r>
+        <w:t xml:space="preserve"> (fill the pane — opens fitted) or </w:t>
+      </w:r>
+      <w:r>
+        <w:rPr>
+          <w:b/>
+        </w:rPr>
+        <w:t>1:1</w:t>
+      </w:r>
+      <w:r>
+        <w:t xml:space="preserve"> (actual size).</w:t>
       </w:r>
     </w:p>
     <w:p>

--- a/docs/LabelDesigner_SOP.docx
+++ b/docs/LabelDesigner_SOP.docx
@@ -339,6 +339,36 @@
       </w:r>
       <w:r>
         <w:t>IT Setup &amp; Deployment</w:t>
+      </w:r>
+    </w:p>
+    <w:p>
+      <w:pPr>
+        <w:spacing w:after="40"/>
+      </w:pPr>
+      <w:r>
+        <w:rPr>
+          <w:b/>
+          <w:color w:val="1F497D"/>
+        </w:rPr>
+        <w:t xml:space="preserve">20.  </w:t>
+      </w:r>
+      <w:r>
+        <w:t>Migrating from BarTender</w:t>
+      </w:r>
+    </w:p>
+    <w:p>
+      <w:pPr>
+        <w:spacing w:after="40"/>
+      </w:pPr>
+      <w:r>
+        <w:rPr>
+          <w:b/>
+          <w:color w:val="1F497D"/>
+        </w:rPr>
+        <w:t xml:space="preserve">21.  </w:t>
+      </w:r>
+      <w:r>
+        <w:t>Hardware Validation (before production cut-over)</w:t>
       </w:r>
     </w:p>
     <w:p>
@@ -4756,6 +4786,675 @@
           <w:sz w:val="20"/>
         </w:rPr>
         <w:t>The API listens on localhost only — other machines cannot reach it. Run the calling system on the same PC as the Print Station.</w:t>
+      </w:r>
+    </w:p>
+    <w:p>
+      <w:r>
+        <w:br w:type="page"/>
+      </w:r>
+    </w:p>
+    <w:p>
+      <w:pPr>
+        <w:pStyle w:val="Heading1"/>
+      </w:pPr>
+      <w:r>
+        <w:t>20. Migrating from BarTender</w:t>
+      </w:r>
+    </w:p>
+    <w:p>
+      <w:r>
+        <w:t xml:space="preserve">BarTender's .btw format is a proprietary binary and </w:t>
+      </w:r>
+      <w:r>
+        <w:rPr>
+          <w:b/>
+        </w:rPr>
+        <w:t>cannot be converted losslessly</w:t>
+      </w:r>
+      <w:r>
+        <w:t xml:space="preserve"> — each label is rebuilt once in the Designer. The migration assistant makes the rebuild fast and tracked so nothing is forgotten.</w:t>
+      </w:r>
+    </w:p>
+    <w:p>
+      <w:pPr>
+        <w:pStyle w:val="Heading2"/>
+      </w:pPr>
+      <w:r>
+        <w:t>20.1  The Migration Assistant (Tools &gt; Migrate BarTender Templates…)</w:t>
+      </w:r>
+    </w:p>
+    <w:p>
+      <w:pPr>
+        <w:pStyle w:val="ListNumber"/>
+        <w:spacing w:after="40"/>
+        <w:ind w:left="360"/>
+      </w:pPr>
+      <w:r/>
+      <w:r>
+        <w:rPr>
+          <w:b/>
+        </w:rPr>
+        <w:t>Browse</w:t>
+      </w:r>
+      <w:r>
+        <w:t xml:space="preserve"> to your BarTender template folder and press </w:t>
+      </w:r>
+      <w:r>
+        <w:rPr>
+          <w:b/>
+        </w:rPr>
+        <w:t>Scan</w:t>
+      </w:r>
+      <w:r>
+        <w:t>. Every .btw (subfolders included) is listed with its name, label size and printer read from the file header. Unreadable headers show in red — you can still migrate those, just enter the size yourself.</w:t>
+      </w:r>
+    </w:p>
+    <w:p>
+      <w:pPr>
+        <w:pStyle w:val="ListNumber"/>
+        <w:spacing w:after="40"/>
+        <w:ind w:left="360"/>
+      </w:pPr>
+      <w:r>
+        <w:t xml:space="preserve">Select a file and press </w:t>
+      </w:r>
+      <w:r>
+        <w:rPr>
+          <w:b/>
+        </w:rPr>
+        <w:t>Create skeleton…</w:t>
+      </w:r>
+      <w:r>
+        <w:t xml:space="preserve"> — a .lbl is created with the correct size and name, and optionally: a </w:t>
+      </w:r>
+      <w:r>
+        <w:rPr>
+          <w:b/>
+        </w:rPr>
+        <w:t>backdrop image</w:t>
+      </w:r>
+      <w:r>
+        <w:t xml:space="preserve"> (scan/photo/screenshot of the old label, placed semi-transparent + locked as a tracing aid — it never prints, but still delete the backdrop layer when done) and </w:t>
+      </w:r>
+      <w:r>
+        <w:rPr>
+          <w:b/>
+        </w:rPr>
+        <w:t>fields from the label's data file</w:t>
+      </w:r>
+      <w:r>
+        <w:t xml:space="preserve"> (CSV/Excel headers become the template's fields with the column mapping and data connection already set).</w:t>
+      </w:r>
+    </w:p>
+    <w:p>
+      <w:pPr>
+        <w:pStyle w:val="ListNumber"/>
+        <w:spacing w:after="40"/>
+        <w:ind w:left="360"/>
+      </w:pPr>
+      <w:r>
+        <w:t xml:space="preserve">Press </w:t>
+      </w:r>
+      <w:r>
+        <w:rPr>
+          <w:b/>
+        </w:rPr>
+        <w:t>Open in Designer</w:t>
+      </w:r>
+      <w:r>
+        <w:t xml:space="preserve"> and rebuild the label over the backdrop.</w:t>
+      </w:r>
+    </w:p>
+    <w:p>
+      <w:pPr>
+        <w:pStyle w:val="ListNumber"/>
+        <w:spacing w:after="40"/>
+        <w:ind w:left="360"/>
+      </w:pPr>
+      <w:r>
+        <w:t xml:space="preserve">Test-print, compare against a BarTender-printed sample, scan any barcodes, then set the row's status to </w:t>
+      </w:r>
+      <w:r>
+        <w:rPr>
+          <w:b/>
+        </w:rPr>
+        <w:t>Done</w:t>
+      </w:r>
+      <w:r>
+        <w:t>.</w:t>
+      </w:r>
+    </w:p>
+    <w:p>
+      <w:r/>
+      <w:r>
+        <w:rPr>
+          <w:b/>
+        </w:rPr>
+        <w:t>Statuses:</w:t>
+      </w:r>
+      <w:r>
+        <w:t xml:space="preserve"> Pending → Skeleton created → In progress → Done; use </w:t>
+      </w:r>
+      <w:r>
+        <w:rPr>
+          <w:b/>
+        </w:rPr>
+        <w:t>Skipped</w:t>
+      </w:r>
+      <w:r>
+        <w:t xml:space="preserve"> for obsolete labels. Progress is saved in BtwMigration.json in the shared templates folder, so every station sees the same tracker. </w:t>
+      </w:r>
+      <w:r>
+        <w:rPr>
+          <w:b/>
+        </w:rPr>
+        <w:t>Create all pending</w:t>
+      </w:r>
+      <w:r>
+        <w:t xml:space="preserve"> makes blank skeletons for the whole library in one go.</w:t>
+      </w:r>
+    </w:p>
+    <w:p>
+      <w:pPr>
+        <w:spacing w:before="80" w:after="80"/>
+        <w:ind w:left="432" w:right="432"/>
+        <w:shd w:val="clear" w:color="auto" w:fill="DCE6F1"/>
+      </w:pPr>
+      <w:r>
+        <w:rPr>
+          <w:i/>
+          <w:color w:val="1F497D"/>
+          <w:sz w:val="20"/>
+        </w:rPr>
+        <w:t>A skeleton never overwrites an existing template — if the name is taken it becomes "Name (2)".</w:t>
+      </w:r>
+    </w:p>
+    <w:p>
+      <w:pPr>
+        <w:pStyle w:val="Heading2"/>
+      </w:pPr>
+      <w:r>
+        <w:t>20.2  Order of Work</w:t>
+      </w:r>
+    </w:p>
+    <w:p>
+      <w:pPr>
+        <w:pStyle w:val="ListNumber"/>
+        <w:spacing w:after="40"/>
+        <w:ind w:left="360"/>
+      </w:pPr>
+      <w:r>
+        <w:t>Scan, so the tracker shows the true size of the library.</w:t>
+      </w:r>
+    </w:p>
+    <w:p>
+      <w:pPr>
+        <w:pStyle w:val="ListNumber"/>
+        <w:spacing w:after="40"/>
+        <w:ind w:left="360"/>
+      </w:pPr>
+      <w:r>
+        <w:t>Mark obsolete labels Skipped immediately — don't rebuild what nobody prints.</w:t>
+      </w:r>
+    </w:p>
+    <w:p>
+      <w:pPr>
+        <w:pStyle w:val="ListNumber"/>
+        <w:spacing w:after="40"/>
+        <w:ind w:left="360"/>
+      </w:pPr>
+      <w:r>
+        <w:t>Rebuild the highest-volume labels first; validate each on hardware (Section 21).</w:t>
+      </w:r>
+    </w:p>
+    <w:p>
+      <w:pPr>
+        <w:pStyle w:val="ListNumber"/>
+        <w:spacing w:after="40"/>
+        <w:ind w:left="360"/>
+      </w:pPr>
+      <w:r>
+        <w:t>Keep BarTender installed until every active label is Done — then the licence can lapse.</w:t>
+      </w:r>
+    </w:p>
+    <w:p>
+      <w:r>
+        <w:br w:type="page"/>
+      </w:r>
+    </w:p>
+    <w:p>
+      <w:pPr>
+        <w:pStyle w:val="Heading1"/>
+      </w:pPr>
+      <w:r>
+        <w:t>21. Hardware Validation (before production cut-over)</w:t>
+      </w:r>
+    </w:p>
+    <w:p>
+      <w:r>
+        <w:t xml:space="preserve">Render parity on screen is </w:t>
+      </w:r>
+      <w:r>
+        <w:rPr>
+          <w:b/>
+        </w:rPr>
+        <w:t>not</w:t>
+      </w:r>
+      <w:r>
+        <w:t xml:space="preserve"> proof a label works: barcode scannability, sheet alignment and duplex orientation can only be proven on the physical printer. Run this checklist before switching any label to production, and again after a printer or driver change.</w:t>
+      </w:r>
+    </w:p>
+    <w:p>
+      <w:pPr>
+        <w:pStyle w:val="Heading2"/>
+      </w:pPr>
+      <w:r>
+        <w:t>21.1  Create the Kit</w:t>
+      </w:r>
+    </w:p>
+    <w:p>
+      <w:r/>
+      <w:r>
+        <w:rPr>
+          <w:b/>
+        </w:rPr>
+        <w:t>Tools &gt; Create Print Validation Kit…</w:t>
+      </w:r>
+      <w:r>
+        <w:t xml:space="preserve"> generates the VALIDATE… templates (plus two small CSV data files) into the templates folder. Running it again refreshes them.</w:t>
+      </w:r>
+    </w:p>
+    <w:p>
+      <w:pPr>
+        <w:pStyle w:val="Heading2"/>
+      </w:pPr>
+      <w:r>
+        <w:t>21.2  Thermal Scan Test (Zebra ZD621, 2"x1" stock)</w:t>
+      </w:r>
+    </w:p>
+    <w:tbl>
+      <w:tblPr>
+        <w:tblStyle w:val="TableGrid"/>
+        <w:tblW w:type="auto" w:w="0"/>
+        <w:jc w:val="left"/>
+        <w:tblLook w:firstColumn="1" w:firstRow="1" w:lastColumn="0" w:lastRow="0" w:noHBand="0" w:noVBand="1" w:val="04A0"/>
+      </w:tblPr>
+      <w:tblGrid>
+        <w:gridCol w:w="4703"/>
+        <w:gridCol w:w="4703"/>
+      </w:tblGrid>
+      <w:tr>
+        <w:tc>
+          <w:tcPr>
+            <w:tcW w:type="dxa" w:w="3312"/>
+            <w:shd w:val="clear" w:color="auto" w:fill="1F497D"/>
+          </w:tcPr>
+          <w:p>
+            <w:r>
+              <w:rPr>
+                <w:b/>
+                <w:color w:val="FFFFFF"/>
+                <w:sz w:val="20"/>
+              </w:rPr>
+              <w:t>Template</w:t>
+            </w:r>
+          </w:p>
+        </w:tc>
+        <w:tc>
+          <w:tcPr>
+            <w:tcW w:type="dxa" w:w="6048"/>
+            <w:shd w:val="clear" w:color="auto" w:fill="1F497D"/>
+          </w:tcPr>
+          <w:p>
+            <w:r>
+              <w:rPr>
+                <w:b/>
+                <w:color w:val="FFFFFF"/>
+                <w:sz w:val="20"/>
+              </w:rPr>
+              <w:t>Pass criteria</w:t>
+            </w:r>
+          </w:p>
+        </w:tc>
+      </w:tr>
+      <w:tr>
+        <w:tc>
+          <w:tcPr>
+            <w:tcW w:type="dxa" w:w="3312"/>
+            <w:shd w:val="clear" w:color="auto" w:fill="EEF3FB"/>
+          </w:tcPr>
+          <w:p>
+            <w:r>
+              <w:rPr>
+                <w:sz w:val="20"/>
+              </w:rPr>
+            </w:r>
+            <w:r>
+              <w:t>VALIDATE Zebra Code 128 GDI</w:t>
+            </w:r>
+          </w:p>
+        </w:tc>
+        <w:tc>
+          <w:tcPr>
+            <w:tcW w:type="dxa" w:w="6048"/>
+            <w:shd w:val="clear" w:color="auto" w:fill="EEF3FB"/>
+          </w:tcPr>
+          <w:p>
+            <w:r>
+              <w:rPr>
+                <w:sz w:val="20"/>
+              </w:rPr>
+            </w:r>
+            <w:r>
+              <w:t>Scanner reads exactly VG20260705, first try, from ~10–30 cm</w:t>
+            </w:r>
+          </w:p>
+        </w:tc>
+      </w:tr>
+      <w:tr>
+        <w:tc>
+          <w:tcPr>
+            <w:tcW w:type="dxa" w:w="3312"/>
+            <w:shd w:val="clear" w:color="auto" w:fill="FFFFFF"/>
+          </w:tcPr>
+          <w:p>
+            <w:r>
+              <w:rPr>
+                <w:sz w:val="20"/>
+              </w:rPr>
+            </w:r>
+            <w:r>
+              <w:t>VALIDATE Zebra Code 128 ZPL</w:t>
+            </w:r>
+          </w:p>
+        </w:tc>
+        <w:tc>
+          <w:tcPr>
+            <w:tcW w:type="dxa" w:w="6048"/>
+            <w:shd w:val="clear" w:color="auto" w:fill="FFFFFF"/>
+          </w:tcPr>
+          <w:p>
+            <w:r>
+              <w:rPr>
+                <w:sz w:val="20"/>
+              </w:rPr>
+            </w:r>
+            <w:r>
+              <w:t>Same — this one uses the native ZPL path (printer-engine barcode)</w:t>
+            </w:r>
+          </w:p>
+        </w:tc>
+      </w:tr>
+      <w:tr>
+        <w:tc>
+          <w:tcPr>
+            <w:tcW w:type="dxa" w:w="3312"/>
+            <w:shd w:val="clear" w:color="auto" w:fill="EEF3FB"/>
+          </w:tcPr>
+          <w:p>
+            <w:r>
+              <w:rPr>
+                <w:sz w:val="20"/>
+              </w:rPr>
+            </w:r>
+            <w:r>
+              <w:t>VALIDATE Zebra GS1-128 GDI</w:t>
+            </w:r>
+          </w:p>
+        </w:tc>
+        <w:tc>
+          <w:tcPr>
+            <w:tcW w:type="dxa" w:w="6048"/>
+            <w:shd w:val="clear" w:color="auto" w:fill="EEF3FB"/>
+          </w:tcPr>
+          <w:p>
+            <w:r>
+              <w:rPr>
+                <w:sz w:val="20"/>
+              </w:rPr>
+            </w:r>
+            <w:r>
+              <w:t>Scanner reads the GS1 payload (01)09506000134352(10)VALID8 (AIs may display without brackets)</w:t>
+            </w:r>
+          </w:p>
+        </w:tc>
+      </w:tr>
+      <w:tr>
+        <w:tc>
+          <w:tcPr>
+            <w:tcW w:type="dxa" w:w="3312"/>
+            <w:shd w:val="clear" w:color="auto" w:fill="FFFFFF"/>
+          </w:tcPr>
+          <w:p>
+            <w:r>
+              <w:rPr>
+                <w:sz w:val="20"/>
+              </w:rPr>
+            </w:r>
+            <w:r>
+              <w:t>VALIDATE Zebra QR GDI</w:t>
+            </w:r>
+          </w:p>
+        </w:tc>
+        <w:tc>
+          <w:tcPr>
+            <w:tcW w:type="dxa" w:w="6048"/>
+            <w:shd w:val="clear" w:color="auto" w:fill="FFFFFF"/>
+          </w:tcPr>
+          <w:p>
+            <w:r>
+              <w:rPr>
+                <w:sz w:val="20"/>
+              </w:rPr>
+            </w:r>
+            <w:r>
+              <w:t>Phone camera / scanner reads VANGO-QR-VALIDATE</w:t>
+            </w:r>
+          </w:p>
+        </w:tc>
+      </w:tr>
+    </w:tbl>
+    <w:p/>
+    <w:p>
+      <w:r>
+        <w:t xml:space="preserve">On every label also </w:t>
+      </w:r>
+      <w:r>
+        <w:rPr>
+          <w:b/>
+        </w:rPr>
+        <w:t>measure the printed border box: it must be 46.8 x 21.4 mm (± 0.5 mm)</w:t>
+      </w:r>
+      <w:r>
+        <w:t>. Wrong size = DPI mismatch — check the template DPI (203) matches the printer model, and the driver's stock size.</w:t>
+      </w:r>
+    </w:p>
+    <w:p>
+      <w:r>
+        <w:t xml:space="preserve">If bars look grey or bleed: adjust </w:t>
+      </w:r>
+      <w:r>
+        <w:rPr>
+          <w:b/>
+        </w:rPr>
+        <w:t>darkness</w:t>
+      </w:r>
+      <w:r>
+        <w:t xml:space="preserve"> (Label Setup) and clean the printhead, then re-test. If GDI scans but ZPL doesn't (or vice versa), note which — the paths are independent; use the passing one until resolved.</w:t>
+      </w:r>
+    </w:p>
+    <w:p>
+      <w:pPr>
+        <w:pStyle w:val="Heading2"/>
+      </w:pPr>
+      <w:r>
+        <w:t>21.3  Avery 5160 Sheet Alignment (laser printers)</w:t>
+      </w:r>
+    </w:p>
+    <w:p>
+      <w:pPr>
+        <w:pStyle w:val="ListNumber"/>
+        <w:spacing w:after="40"/>
+        <w:ind w:left="360"/>
+      </w:pPr>
+      <w:r>
+        <w:t>Load a blank Avery 5160 (or 8160) sheet in the office printer.</w:t>
+      </w:r>
+    </w:p>
+    <w:p>
+      <w:pPr>
+        <w:pStyle w:val="ListNumber"/>
+        <w:spacing w:after="40"/>
+        <w:ind w:left="360"/>
+      </w:pPr>
+      <w:r>
+        <w:t>Open VALIDATE 5160 Alignment — its 30-row data file loads automatically. Print all records (one full sheet).</w:t>
+      </w:r>
+    </w:p>
+    <w:p>
+      <w:pPr>
+        <w:pStyle w:val="ListNumber"/>
+        <w:spacing w:after="40"/>
+        <w:ind w:left="360"/>
+      </w:pPr>
+      <w:r/>
+      <w:r>
+        <w:rPr>
+          <w:b/>
+        </w:rPr>
+        <w:t>Pass:</w:t>
+      </w:r>
+      <w:r>
+        <w:t xml:space="preserve"> every cell's border sits on the label die-cuts; cells are numbered 1–30 left-to-right, top-to-bottom.</w:t>
+      </w:r>
+    </w:p>
+    <w:p>
+      <w:pPr>
+        <w:pStyle w:val="ListNumber"/>
+        <w:spacing w:after="40"/>
+        <w:ind w:left="360"/>
+      </w:pPr>
+      <w:r/>
+      <w:r>
+        <w:rPr>
+          <w:b/>
+        </w:rPr>
+        <w:t>Drift?</w:t>
+      </w:r>
+      <w:r>
+        <w:t xml:space="preserve"> Measure the offset in mm and adjust Margin left / Margin top in Template &gt; Page Setup by that amount. Uniform-scale errors must be fixed in the print driver — scaling must be 100% / Actual size.</w:t>
+      </w:r>
+    </w:p>
+    <w:p>
+      <w:pPr>
+        <w:pStyle w:val="ListNumber"/>
+        <w:spacing w:after="40"/>
+        <w:ind w:left="360"/>
+      </w:pPr>
+      <w:r>
+        <w:t xml:space="preserve">Repeat on </w:t>
+      </w:r>
+      <w:r>
+        <w:rPr>
+          <w:b/>
+        </w:rPr>
+        <w:t>each</w:t>
+      </w:r>
+      <w:r>
+        <w:t xml:space="preserve"> laser printer used for sheets — margins differ per device.</w:t>
+      </w:r>
+    </w:p>
+    <w:p>
+      <w:pPr>
+        <w:pStyle w:val="Heading2"/>
+      </w:pPr>
+      <w:r>
+        <w:t>21.4  Duplex Orientation (two-sided cards)</w:t>
+      </w:r>
+    </w:p>
+    <w:p>
+      <w:pPr>
+        <w:pStyle w:val="ListNumber"/>
+        <w:spacing w:after="40"/>
+        <w:ind w:left="360"/>
+      </w:pPr>
+      <w:r>
+        <w:t xml:space="preserve">Open VALIDATE Duplex Front (its 6-row data file loads automatically) and print all records </w:t>
+      </w:r>
+      <w:r>
+        <w:rPr>
+          <w:b/>
+        </w:rPr>
+        <w:t>duplex</w:t>
+      </w:r>
+      <w:r>
+        <w:t xml:space="preserve"> on Letter.</w:t>
+      </w:r>
+    </w:p>
+    <w:p>
+      <w:pPr>
+        <w:pStyle w:val="ListNumber"/>
+        <w:spacing w:after="40"/>
+        <w:ind w:left="360"/>
+      </w:pPr>
+      <w:r>
+        <w:t xml:space="preserve">Hold the sheet up to the light. </w:t>
+      </w:r>
+      <w:r>
+        <w:rPr>
+          <w:b/>
+        </w:rPr>
+        <w:t>Pass:</w:t>
+      </w:r>
+      <w:r>
+        <w:t xml:space="preserve"> each FRONT card's TOP-LEFT marker sits exactly behind the BACK card's TOP-LEFT for the same cell number, and both TOP EDGE arrows point the same way.</w:t>
+      </w:r>
+    </w:p>
+    <w:p>
+      <w:pPr>
+        <w:pStyle w:val="ListNumber"/>
+        <w:spacing w:after="40"/>
+        <w:ind w:left="360"/>
+      </w:pPr>
+      <w:r/>
+      <w:r>
+        <w:rPr>
+          <w:b/>
+        </w:rPr>
+        <w:t>Back upside-down?</w:t>
+      </w:r>
+      <w:r>
+        <w:t xml:space="preserve"> The printer flipped on the short edge — set the driver/duplex option to long-edge flip.</w:t>
+      </w:r>
+    </w:p>
+    <w:p>
+      <w:pPr>
+        <w:pStyle w:val="ListNumber"/>
+        <w:spacing w:after="40"/>
+        <w:ind w:left="360"/>
+      </w:pPr>
+      <w:r/>
+      <w:r>
+        <w:rPr>
+          <w:b/>
+        </w:rPr>
+        <w:t>Backs behind the wrong column?</w:t>
+      </w:r>
+      <w:r>
+        <w:t xml:space="preserve"> Report it — the column mirroring is computed by the app and must not be worked around by editing templates.</w:t>
+      </w:r>
+    </w:p>
+    <w:p>
+      <w:pPr>
+        <w:pStyle w:val="Heading2"/>
+      </w:pPr>
+      <w:r>
+        <w:t>21.5  Sign-Off</w:t>
+      </w:r>
+    </w:p>
+    <w:p>
+      <w:r>
+        <w:t>A label design goes to production only after: (1) its barcodes scan on the production printer, (2) dimensions/alignment pass on the actual stock, and (3) — for serialized labels — a 2–3 label test batch shows serials advancing. Record the date and printer in the migration tracker's Notes or the template name.</w:t>
       </w:r>
     </w:p>
     <w:p/>
@@ -28976,10 +29675,243 @@
 <b:Sources xmlns:b="http://schemas.openxmlformats.org/officeDocument/2006/bibliography" xmlns="http://schemas.openxmlformats.org/officeDocument/2006/bibliography" SelectedStyle="/APA.XSL" StyleName="APA"/>
 </file>
 
+<file path=customXml/item2.xml><?xml version="1.0" encoding="utf-8"?>
+<ct:contentTypeSchema xmlns:ct="http://schemas.microsoft.com/office/2006/metadata/contentType" xmlns:ma="http://schemas.microsoft.com/office/2006/metadata/properties/metaAttributes" ct:_="" ma:_="" ma:contentTypeName="Document" ma:contentTypeID="0x010100DFC90E4B0B3CE449ACCEDC26AC338C2C" ma:contentTypeVersion="12" ma:contentTypeDescription="Create a new document." ma:contentTypeScope="" ma:versionID="7f6a08671d18325d888013bfeec6da04">
+  <xsd:schema xmlns:xsd="http://www.w3.org/2001/XMLSchema" xmlns:xs="http://www.w3.org/2001/XMLSchema" xmlns:p="http://schemas.microsoft.com/office/2006/metadata/properties" xmlns:ns2="da16cc80-aa8b-43af-9f8f-d6f1ccb4c6ef" xmlns:ns3="deb8d40d-277f-44a8-b662-8daf987f64bc" targetNamespace="http://schemas.microsoft.com/office/2006/metadata/properties" ma:root="true" ma:fieldsID="fcbee57e1cb31a38131eeb5dabf452cc" ns2:_="" ns3:_="">
+    <xsd:import namespace="da16cc80-aa8b-43af-9f8f-d6f1ccb4c6ef"/>
+    <xsd:import namespace="deb8d40d-277f-44a8-b662-8daf987f64bc"/>
+    <xsd:element name="properties">
+      <xsd:complexType>
+        <xsd:sequence>
+          <xsd:element name="documentManagement">
+            <xsd:complexType>
+              <xsd:all>
+                <xsd:element ref="ns2:lcf76f155ced4ddcb4097134ff3c332f" minOccurs="0"/>
+                <xsd:element ref="ns3:TaxCatchAll" minOccurs="0"/>
+                <xsd:element ref="ns2:MediaServiceMetadata" minOccurs="0"/>
+                <xsd:element ref="ns2:MediaServiceFastMetadata" minOccurs="0"/>
+                <xsd:element ref="ns2:MediaServiceObjectDetectorVersions" minOccurs="0"/>
+                <xsd:element ref="ns2:MediaServiceOCR" minOccurs="0"/>
+                <xsd:element ref="ns2:MediaServiceGenerationTime" minOccurs="0"/>
+                <xsd:element ref="ns2:MediaServiceEventHashCode" minOccurs="0"/>
+                <xsd:element ref="ns2:MediaServiceSearchProperties" minOccurs="0"/>
+                <xsd:element ref="ns2:MediaServiceDateTaken" minOccurs="0"/>
+                <xsd:element ref="ns2:MediaLengthInSeconds" minOccurs="0"/>
+              </xsd:all>
+            </xsd:complexType>
+          </xsd:element>
+        </xsd:sequence>
+      </xsd:complexType>
+    </xsd:element>
+  </xsd:schema>
+  <xsd:schema xmlns:xsd="http://www.w3.org/2001/XMLSchema" xmlns:xs="http://www.w3.org/2001/XMLSchema" xmlns:dms="http://schemas.microsoft.com/office/2006/documentManagement/types" xmlns:pc="http://schemas.microsoft.com/office/infopath/2007/PartnerControls" targetNamespace="da16cc80-aa8b-43af-9f8f-d6f1ccb4c6ef" elementFormDefault="qualified">
+    <xsd:import namespace="http://schemas.microsoft.com/office/2006/documentManagement/types"/>
+    <xsd:import namespace="http://schemas.microsoft.com/office/infopath/2007/PartnerControls"/>
+    <xsd:element name="lcf76f155ced4ddcb4097134ff3c332f" ma:index="9" nillable="true" ma:taxonomy="true" ma:internalName="lcf76f155ced4ddcb4097134ff3c332f" ma:taxonomyFieldName="MediaServiceImageTags" ma:displayName="Image Tags" ma:readOnly="false" ma:fieldId="{5cf76f15-5ced-4ddc-b409-7134ff3c332f}" ma:taxonomyMulti="true" ma:sspId="d18675b8-ebf9-4101-84d0-692d769b46d3" ma:termSetId="09814cd3-568e-fe90-9814-8d621ff8fb84" ma:anchorId="fba54fb3-c3e1-fe81-a776-ca4b69148c4d" ma:open="true" ma:isKeyword="false">
+      <xsd:complexType>
+        <xsd:sequence>
+          <xsd:element ref="pc:Terms" minOccurs="0" maxOccurs="1"/>
+        </xsd:sequence>
+      </xsd:complexType>
+    </xsd:element>
+    <xsd:element name="MediaServiceMetadata" ma:index="11" nillable="true" ma:displayName="MediaServiceMetadata" ma:hidden="true" ma:internalName="MediaServiceMetadata" ma:readOnly="true">
+      <xsd:simpleType>
+        <xsd:restriction base="dms:Note"/>
+      </xsd:simpleType>
+    </xsd:element>
+    <xsd:element name="MediaServiceFastMetadata" ma:index="12" nillable="true" ma:displayName="MediaServiceFastMetadata" ma:hidden="true" ma:internalName="MediaServiceFastMetadata" ma:readOnly="true">
+      <xsd:simpleType>
+        <xsd:restriction base="dms:Note"/>
+      </xsd:simpleType>
+    </xsd:element>
+    <xsd:element name="MediaServiceObjectDetectorVersions" ma:index="13" nillable="true" ma:displayName="MediaServiceObjectDetectorVersions" ma:hidden="true" ma:indexed="true" ma:internalName="MediaServiceObjectDetectorVersions" ma:readOnly="true">
+      <xsd:simpleType>
+        <xsd:restriction base="dms:Text"/>
+      </xsd:simpleType>
+    </xsd:element>
+    <xsd:element name="MediaServiceOCR" ma:index="14" nillable="true" ma:displayName="Extracted Text" ma:internalName="MediaServiceOCR" ma:readOnly="true">
+      <xsd:simpleType>
+        <xsd:restriction base="dms:Note">
+          <xsd:maxLength value="255"/>
+        </xsd:restriction>
+      </xsd:simpleType>
+    </xsd:element>
+    <xsd:element name="MediaServiceGenerationTime" ma:index="15" nillable="true" ma:displayName="MediaServiceGenerationTime" ma:hidden="true" ma:internalName="MediaServiceGenerationTime" ma:readOnly="true">
+      <xsd:simpleType>
+        <xsd:restriction base="dms:Text"/>
+      </xsd:simpleType>
+    </xsd:element>
+    <xsd:element name="MediaServiceEventHashCode" ma:index="16" nillable="true" ma:displayName="MediaServiceEventHashCode" ma:hidden="true" ma:internalName="MediaServiceEventHashCode" ma:readOnly="true">
+      <xsd:simpleType>
+        <xsd:restriction base="dms:Text"/>
+      </xsd:simpleType>
+    </xsd:element>
+    <xsd:element name="MediaServiceSearchProperties" ma:index="17" nillable="true" ma:displayName="MediaServiceSearchProperties" ma:hidden="true" ma:internalName="MediaServiceSearchProperties" ma:readOnly="true">
+      <xsd:simpleType>
+        <xsd:restriction base="dms:Note"/>
+      </xsd:simpleType>
+    </xsd:element>
+    <xsd:element name="MediaServiceDateTaken" ma:index="18" nillable="true" ma:displayName="MediaServiceDateTaken" ma:hidden="true" ma:indexed="true" ma:internalName="MediaServiceDateTaken" ma:readOnly="true">
+      <xsd:simpleType>
+        <xsd:restriction base="dms:Text"/>
+      </xsd:simpleType>
+    </xsd:element>
+    <xsd:element name="MediaLengthInSeconds" ma:index="19" nillable="true" ma:displayName="MediaLengthInSeconds" ma:hidden="true" ma:internalName="MediaLengthInSeconds" ma:readOnly="true">
+      <xsd:simpleType>
+        <xsd:restriction base="dms:Unknown"/>
+      </xsd:simpleType>
+    </xsd:element>
+  </xsd:schema>
+  <xsd:schema xmlns:xsd="http://www.w3.org/2001/XMLSchema" xmlns:xs="http://www.w3.org/2001/XMLSchema" xmlns:dms="http://schemas.microsoft.com/office/2006/documentManagement/types" xmlns:pc="http://schemas.microsoft.com/office/infopath/2007/PartnerControls" targetNamespace="deb8d40d-277f-44a8-b662-8daf987f64bc" elementFormDefault="qualified">
+    <xsd:import namespace="http://schemas.microsoft.com/office/2006/documentManagement/types"/>
+    <xsd:import namespace="http://schemas.microsoft.com/office/infopath/2007/PartnerControls"/>
+    <xsd:element name="TaxCatchAll" ma:index="10" nillable="true" ma:displayName="Taxonomy Catch All Column" ma:hidden="true" ma:list="{ba19c7b2-cba1-493a-96ab-c41e934c3b00}" ma:internalName="TaxCatchAll" ma:showField="CatchAllData" ma:web="deb8d40d-277f-44a8-b662-8daf987f64bc">
+      <xsd:complexType>
+        <xsd:complexContent>
+          <xsd:extension base="dms:MultiChoiceLookup">
+            <xsd:sequence>
+              <xsd:element name="Value" type="dms:Lookup" maxOccurs="unbounded" minOccurs="0" nillable="true"/>
+            </xsd:sequence>
+          </xsd:extension>
+        </xsd:complexContent>
+      </xsd:complexType>
+    </xsd:element>
+  </xsd:schema>
+  <xsd:schema xmlns="http://schemas.openxmlformats.org/package/2006/metadata/core-properties" xmlns:xsd="http://www.w3.org/2001/XMLSchema" xmlns:xsi="http://www.w3.org/2001/XMLSchema-instance" xmlns:dc="http://purl.org/dc/elements/1.1/" xmlns:dcterms="http://purl.org/dc/terms/" xmlns:odoc="http://schemas.microsoft.com/internal/obd" targetNamespace="http://schemas.openxmlformats.org/package/2006/metadata/core-properties" elementFormDefault="qualified" attributeFormDefault="unqualified" blockDefault="#all">
+    <xsd:import namespace="http://purl.org/dc/elements/1.1/" schemaLocation="http://dublincore.org/schemas/xmls/qdc/2003/04/02/dc.xsd"/>
+    <xsd:import namespace="http://purl.org/dc/terms/" schemaLocation="http://dublincore.org/schemas/xmls/qdc/2003/04/02/dcterms.xsd"/>
+    <xsd:element name="coreProperties" type="CT_coreProperties"/>
+    <xsd:complexType name="CT_coreProperties">
+      <xsd:all>
+        <xsd:element ref="dc:creator" minOccurs="0" maxOccurs="1"/>
+        <xsd:element ref="dcterms:created" minOccurs="0" maxOccurs="1"/>
+        <xsd:element ref="dc:identifier" minOccurs="0" maxOccurs="1"/>
+        <xsd:element name="contentType" minOccurs="0" maxOccurs="1" type="xsd:string" ma:index="0" ma:displayName="Content Type"/>
+        <xsd:element ref="dc:title" minOccurs="0" maxOccurs="1" ma:index="4" ma:displayName="Title"/>
+        <xsd:element ref="dc:subject" minOccurs="0" maxOccurs="1"/>
+        <xsd:element ref="dc:description" minOccurs="0" maxOccurs="1"/>
+        <xsd:element name="keywords" minOccurs="0" maxOccurs="1" type="xsd:string"/>
+        <xsd:element ref="dc:language" minOccurs="0" maxOccurs="1"/>
+        <xsd:element name="category" minOccurs="0" maxOccurs="1" type="xsd:string"/>
+        <xsd:element name="version" minOccurs="0" maxOccurs="1" type="xsd:string"/>
+        <xsd:element name="revision" minOccurs="0" maxOccurs="1" type="xsd:string">
+          <xsd:annotation>
+            <xsd:documentation>
+                        This value indicates the number of saves or revisions. The application is responsible for updating this value after each revision.
+                    </xsd:documentation>
+          </xsd:annotation>
+        </xsd:element>
+        <xsd:element name="lastModifiedBy" minOccurs="0" maxOccurs="1" type="xsd:string"/>
+        <xsd:element ref="dcterms:modified" minOccurs="0" maxOccurs="1"/>
+        <xsd:element name="contentStatus" minOccurs="0" maxOccurs="1" type="xsd:string"/>
+      </xsd:all>
+    </xsd:complexType>
+  </xsd:schema>
+  <xs:schema xmlns:pc="http://schemas.microsoft.com/office/infopath/2007/PartnerControls" xmlns:xs="http://www.w3.org/2001/XMLSchema" targetNamespace="http://schemas.microsoft.com/office/infopath/2007/PartnerControls" elementFormDefault="qualified" attributeFormDefault="unqualified">
+    <xs:element name="Person">
+      <xs:complexType>
+        <xs:sequence>
+          <xs:element ref="pc:DisplayName" minOccurs="0"/>
+          <xs:element ref="pc:AccountId" minOccurs="0"/>
+          <xs:element ref="pc:AccountType" minOccurs="0"/>
+        </xs:sequence>
+      </xs:complexType>
+    </xs:element>
+    <xs:element name="DisplayName" type="xs:string"/>
+    <xs:element name="AccountId" type="xs:string"/>
+    <xs:element name="AccountType" type="xs:string"/>
+    <xs:element name="BDCAssociatedEntity">
+      <xs:complexType>
+        <xs:sequence>
+          <xs:element ref="pc:BDCEntity" minOccurs="0" maxOccurs="unbounded"/>
+        </xs:sequence>
+        <xs:attribute ref="pc:EntityNamespace"/>
+        <xs:attribute ref="pc:EntityName"/>
+        <xs:attribute ref="pc:SystemInstanceName"/>
+        <xs:attribute ref="pc:AssociationName"/>
+      </xs:complexType>
+    </xs:element>
+    <xs:attribute name="EntityNamespace" type="xs:string"/>
+    <xs:attribute name="EntityName" type="xs:string"/>
+    <xs:attribute name="SystemInstanceName" type="xs:string"/>
+    <xs:attribute name="AssociationName" type="xs:string"/>
+    <xs:element name="BDCEntity">
+      <xs:complexType>
+        <xs:sequence>
+          <xs:element ref="pc:EntityDisplayName" minOccurs="0"/>
+          <xs:element ref="pc:EntityInstanceReference" minOccurs="0"/>
+          <xs:element ref="pc:EntityId1" minOccurs="0"/>
+          <xs:element ref="pc:EntityId2" minOccurs="0"/>
+          <xs:element ref="pc:EntityId3" minOccurs="0"/>
+          <xs:element ref="pc:EntityId4" minOccurs="0"/>
+          <xs:element ref="pc:EntityId5" minOccurs="0"/>
+        </xs:sequence>
+      </xs:complexType>
+    </xs:element>
+    <xs:element name="EntityDisplayName" type="xs:string"/>
+    <xs:element name="EntityInstanceReference" type="xs:string"/>
+    <xs:element name="EntityId1" type="xs:string"/>
+    <xs:element name="EntityId2" type="xs:string"/>
+    <xs:element name="EntityId3" type="xs:string"/>
+    <xs:element name="EntityId4" type="xs:string"/>
+    <xs:element name="EntityId5" type="xs:string"/>
+    <xs:element name="Terms">
+      <xs:complexType>
+        <xs:sequence>
+          <xs:element ref="pc:TermInfo" minOccurs="0" maxOccurs="unbounded"/>
+        </xs:sequence>
+      </xs:complexType>
+    </xs:element>
+    <xs:element name="TermInfo">
+      <xs:complexType>
+        <xs:sequence>
+          <xs:element ref="pc:TermName" minOccurs="0"/>
+          <xs:element ref="pc:TermId" minOccurs="0"/>
+        </xs:sequence>
+      </xs:complexType>
+    </xs:element>
+    <xs:element name="TermName" type="xs:string"/>
+    <xs:element name="TermId" type="xs:string"/>
+  </xs:schema>
+</ct:contentTypeSchema>
+</file>
+
+<file path=customXml/item3.xml><?xml version="1.0" encoding="utf-8"?>
+<?mso-contentType ?>
+<FormTemplates xmlns="http://schemas.microsoft.com/sharepoint/v3/contenttype/forms">
+  <Display>DocumentLibraryForm</Display>
+  <Edit>DocumentLibraryForm</Edit>
+  <New>DocumentLibraryForm</New>
+</FormTemplates>
+</file>
+
+<file path=customXml/item4.xml><?xml version="1.0" encoding="utf-8"?>
+<p:properties xmlns:p="http://schemas.microsoft.com/office/2006/metadata/properties" xmlns:xsi="http://www.w3.org/2001/XMLSchema-instance" xmlns:pc="http://schemas.microsoft.com/office/infopath/2007/PartnerControls">
+  <documentManagement>
+    <TaxCatchAll xmlns="deb8d40d-277f-44a8-b662-8daf987f64bc" xsi:nil="true"/>
+    <lcf76f155ced4ddcb4097134ff3c332f xmlns="da16cc80-aa8b-43af-9f8f-d6f1ccb4c6ef">
+      <Terms xmlns="http://schemas.microsoft.com/office/infopath/2007/PartnerControls"/>
+    </lcf76f155ced4ddcb4097134ff3c332f>
+  </documentManagement>
+</p:properties>
+</file>
+
 <file path=customXml/itemProps1.xml><?xml version="1.0" encoding="utf-8"?>
 <ds:datastoreItem xmlns:ds="http://schemas.openxmlformats.org/officeDocument/2006/customXml" ds:itemID="{EF278816-EC6F-A645-907D-7F25AECB1D4A}">
   <ds:schemaRefs>
     <ds:schemaRef ds:uri="http://schemas.openxmlformats.org/officeDocument/2006/bibliography"/>
   </ds:schemaRefs>
 </ds:datastoreItem>
+</file>
+
+<file path=customXml/itemProps2.xml><?xml version="1.0" encoding="utf-8"?>
+<ds:datastoreItem xmlns:ds="http://schemas.openxmlformats.org/officeDocument/2006/customXml" ds:itemID="{320731C3-C5E3-4AB3-B435-3DBF219EC30B}"/>
+</file>
+
+<file path=customXml/itemProps3.xml><?xml version="1.0" encoding="utf-8"?>
+<ds:datastoreItem xmlns:ds="http://schemas.openxmlformats.org/officeDocument/2006/customXml" ds:itemID="{48C442DB-9F41-4B74-B7B2-70313B9F6AE0}"/>
+</file>
+
+<file path=customXml/itemProps4.xml><?xml version="1.0" encoding="utf-8"?>
+<ds:datastoreItem xmlns:ds="http://schemas.openxmlformats.org/officeDocument/2006/customXml" ds:itemID="{5D99F94E-B707-4933-A50E-3D9FCC1C5841}"/>
 </file>